--- a/Calendario2025/Tareas/Tarea1_VLANs/1_ConfigureVLANs.docx
+++ b/Calendario2025/Tareas/Tarea1_VLANs/1_ConfigureVLANs.docx
@@ -1,10 +1,10 @@
 
 <file path=word/document.xml><?xml version="1.0" encoding="utf-8"?>
-<w:document xmlns:wpc="http://schemas.microsoft.com/office/word/2010/wordprocessingCanvas" xmlns:cx="http://schemas.microsoft.com/office/drawing/2014/chartex" xmlns:cx1="http://schemas.microsoft.com/office/drawing/2015/9/8/chartex" xmlns:cx2="http://schemas.microsoft.com/office/drawing/2015/10/21/chartex" xmlns:cx3="http://schemas.microsoft.com/office/drawing/2016/5/9/chartex" xmlns:cx4="http://schemas.microsoft.com/office/drawing/2016/5/10/chartex" xmlns:cx5="http://schemas.microsoft.com/office/drawing/2016/5/11/chartex" xmlns:cx6="http://schemas.microsoft.com/office/drawing/2016/5/12/chartex" xmlns:cx7="http://schemas.microsoft.com/office/drawing/2016/5/13/chartex" xmlns:cx8="http://schemas.microsoft.com/office/drawing/2016/5/14/chartex" xmlns:mc="http://schemas.openxmlformats.org/markup-compatibility/2006" xmlns:aink="http://schemas.microsoft.com/office/drawing/2016/ink" xmlns:am3d="http://schemas.microsoft.com/office/drawing/2017/model3d" xmlns:o="urn:schemas-microsoft-com:office:office" xmlns:oel="http://schemas.microsoft.com/office/2019/extlst" xmlns:r="http://schemas.openxmlformats.org/officeDocument/2006/relationships" xmlns:m="http://schemas.openxmlformats.org/officeDocument/2006/math" xmlns:v="urn:schemas-microsoft-com:vml" xmlns:wp14="http://schemas.microsoft.com/office/word/2010/wordprocessingDrawing" xmlns:wp="http://schemas.openxmlformats.org/drawingml/2006/wordprocessingDrawing" xmlns:w10="urn:schemas-microsoft-com:office:word" xmlns:w="http://schemas.openxmlformats.org/wordprocessingml/2006/main" xmlns:w14="http://schemas.microsoft.com/office/word/2010/wordml" xmlns:w15="http://schemas.microsoft.com/office/word/2012/wordml" xmlns:w16cex="http://schemas.microsoft.com/office/word/2018/wordml/cex" xmlns:w16cid="http://schemas.microsoft.com/office/word/2016/wordml/cid" xmlns:w16="http://schemas.microsoft.com/office/word/2018/wordml" xmlns:w16sdtdh="http://schemas.microsoft.com/office/word/2020/wordml/sdtdatahash" xmlns:w16se="http://schemas.microsoft.com/office/word/2015/wordml/symex" xmlns:wpg="http://schemas.microsoft.com/office/word/2010/wordprocessingGroup" xmlns:wpi="http://schemas.microsoft.com/office/word/2010/wordprocessingInk" xmlns:wne="http://schemas.microsoft.com/office/word/2006/wordml" xmlns:wps="http://schemas.microsoft.com/office/word/2010/wordprocessingShape" mc:Ignorable="w14 w15 w16se w16cid w16 w16cex w16sdtdh wp14">
+<w:document xmlns:wpc="http://schemas.microsoft.com/office/word/2010/wordprocessingCanvas" xmlns:cx="http://schemas.microsoft.com/office/drawing/2014/chartex" xmlns:cx1="http://schemas.microsoft.com/office/drawing/2015/9/8/chartex" xmlns:cx2="http://schemas.microsoft.com/office/drawing/2015/10/21/chartex" xmlns:cx3="http://schemas.microsoft.com/office/drawing/2016/5/9/chartex" xmlns:cx4="http://schemas.microsoft.com/office/drawing/2016/5/10/chartex" xmlns:cx5="http://schemas.microsoft.com/office/drawing/2016/5/11/chartex" xmlns:cx6="http://schemas.microsoft.com/office/drawing/2016/5/12/chartex" xmlns:cx7="http://schemas.microsoft.com/office/drawing/2016/5/13/chartex" xmlns:cx8="http://schemas.microsoft.com/office/drawing/2016/5/14/chartex" xmlns:mc="http://schemas.openxmlformats.org/markup-compatibility/2006" xmlns:aink="http://schemas.microsoft.com/office/drawing/2016/ink" xmlns:am3d="http://schemas.microsoft.com/office/drawing/2017/model3d" xmlns:o="urn:schemas-microsoft-com:office:office" xmlns:oel="http://schemas.microsoft.com/office/2019/extlst" xmlns:r="http://schemas.openxmlformats.org/officeDocument/2006/relationships" xmlns:m="http://schemas.openxmlformats.org/officeDocument/2006/math" xmlns:v="urn:schemas-microsoft-com:vml" xmlns:wp14="http://schemas.microsoft.com/office/word/2010/wordprocessingDrawing" xmlns:wp="http://schemas.openxmlformats.org/drawingml/2006/wordprocessingDrawing" xmlns:w10="urn:schemas-microsoft-com:office:word" xmlns:w="http://schemas.openxmlformats.org/wordprocessingml/2006/main" xmlns:w14="http://schemas.microsoft.com/office/word/2010/wordml" xmlns:w15="http://schemas.microsoft.com/office/word/2012/wordml" xmlns:w16cex="http://schemas.microsoft.com/office/word/2018/wordml/cex" xmlns:w16cid="http://schemas.microsoft.com/office/word/2016/wordml/cid" xmlns:w16="http://schemas.microsoft.com/office/word/2018/wordml" xmlns:w16du="http://schemas.microsoft.com/office/word/2023/wordml/word16du" xmlns:w16sdtdh="http://schemas.microsoft.com/office/word/2020/wordml/sdtdatahash" xmlns:w16sdtfl="http://schemas.microsoft.com/office/word/2024/wordml/sdtformatlock" xmlns:w16se="http://schemas.microsoft.com/office/word/2015/wordml/symex" xmlns:wpg="http://schemas.microsoft.com/office/word/2010/wordprocessingGroup" xmlns:wpi="http://schemas.microsoft.com/office/word/2010/wordprocessingInk" xmlns:wne="http://schemas.microsoft.com/office/word/2006/wordml" xmlns:wps="http://schemas.microsoft.com/office/word/2010/wordprocessingShape" mc:Ignorable="w14 w15 w16se w16cid w16 w16cex w16sdtdh w16sdtfl w16du wp14">
   <w:body>
     <w:p>
       <w:pPr>
-        <w:pStyle w:val="Ttulo"/>
+        <w:pStyle w:val="Title"/>
       </w:pPr>
       <w:sdt>
         <w:sdtPr>
@@ -35,8 +35,29 @@
             <w:t>e</w:t>
           </w:r>
           <w:r>
-            <w:t>nrutamiento entre VLANS usando Router-on-a-Stick</w:t>
+            <w:t xml:space="preserve">nrutamiento entre VLANS usando </w:t>
           </w:r>
+          <w:proofErr w:type="spellStart"/>
+          <w:r>
+            <w:t>Router</w:t>
+          </w:r>
+          <w:proofErr w:type="spellEnd"/>
+          <w:r>
+            <w:t>-</w:t>
+          </w:r>
+          <w:proofErr w:type="spellStart"/>
+          <w:r>
+            <w:t>on</w:t>
+          </w:r>
+          <w:proofErr w:type="spellEnd"/>
+          <w:r>
+            <w:t>-a-</w:t>
+          </w:r>
+          <w:proofErr w:type="spellStart"/>
+          <w:r>
+            <w:t>Stick</w:t>
+          </w:r>
+          <w:proofErr w:type="spellEnd"/>
         </w:sdtContent>
       </w:sdt>
       <w:r>
@@ -115,7 +136,7 @@
     </w:p>
     <w:p>
       <w:pPr>
-        <w:pStyle w:val="Ttulo1"/>
+        <w:pStyle w:val="Heading1"/>
       </w:pPr>
       <w:r>
         <w:t>Tabla de asignación de direcciones</w:t>
@@ -606,7 +627,7 @@
     </w:tbl>
     <w:p>
       <w:pPr>
-        <w:pStyle w:val="Ttulo1"/>
+        <w:pStyle w:val="Heading1"/>
       </w:pPr>
       <w:r>
         <w:t>Objetivos</w:t>
@@ -638,7 +659,7 @@
     </w:p>
     <w:p>
       <w:pPr>
-        <w:pStyle w:val="Ttulo1"/>
+        <w:pStyle w:val="Heading1"/>
       </w:pPr>
       <w:r>
         <w:t>Situación</w:t>
@@ -654,7 +675,7 @@
     </w:p>
     <w:p>
       <w:pPr>
-        <w:pStyle w:val="Ttulo1"/>
+        <w:pStyle w:val="Heading1"/>
       </w:pPr>
       <w:r>
         <w:lastRenderedPageBreak/>
@@ -663,7 +684,7 @@
     </w:p>
     <w:p>
       <w:pPr>
-        <w:pStyle w:val="Ttulo2"/>
+        <w:pStyle w:val="Heading2"/>
         <w:rPr>
           <w:sz w:val="28"/>
           <w:szCs w:val="28"/>
@@ -686,7 +707,7 @@
     </w:p>
     <w:p>
       <w:pPr>
-        <w:pStyle w:val="Ttulo3"/>
+        <w:pStyle w:val="Heading3"/>
       </w:pPr>
       <w:r>
         <w:t>C</w:t>
@@ -698,6 +719,10 @@
     <w:p>
       <w:pPr>
         <w:pStyle w:val="BodyTextL25"/>
+        <w:numPr>
+          <w:ilvl w:val="0"/>
+          <w:numId w:val="11"/>
+        </w:numPr>
       </w:pPr>
       <w:r>
         <w:t xml:space="preserve">Cree VLAN 10 y VLAN 30 en </w:t>
@@ -714,6 +739,48 @@
     </w:p>
     <w:p>
       <w:pPr>
+        <w:pStyle w:val="BodyTextL25"/>
+        <w:numPr>
+          <w:ilvl w:val="0"/>
+          <w:numId w:val="11"/>
+        </w:numPr>
+      </w:pPr>
+      <w:bookmarkStart w:id="0" w:name="_Hlk197499983"/>
+      <w:r>
+        <w:t xml:space="preserve">El nombre de las </w:t>
+      </w:r>
+      <w:proofErr w:type="spellStart"/>
+      <w:r>
+        <w:t>VLANs</w:t>
+      </w:r>
+      <w:proofErr w:type="spellEnd"/>
+      <w:r>
+        <w:t xml:space="preserve"> deberá ser </w:t>
+      </w:r>
+      <w:r>
+        <w:rPr>
+          <w:b/>
+          <w:bCs/>
+        </w:rPr>
+        <w:t>VLAN0010</w:t>
+      </w:r>
+      <w:r>
+        <w:t xml:space="preserve"> y </w:t>
+      </w:r>
+      <w:r>
+        <w:rPr>
+          <w:b/>
+          <w:bCs/>
+        </w:rPr>
+        <w:t>VLAN0030</w:t>
+      </w:r>
+      <w:r>
+        <w:t>.</w:t>
+      </w:r>
+    </w:p>
+    <w:bookmarkEnd w:id="0"/>
+    <w:p>
+      <w:pPr>
         <w:pStyle w:val="ConfigWindow"/>
       </w:pPr>
       <w:r>
@@ -722,7 +789,7 @@
     </w:p>
     <w:p>
       <w:pPr>
-        <w:pStyle w:val="Ttulo3"/>
+        <w:pStyle w:val="Heading3"/>
       </w:pPr>
       <w:r>
         <w:t>Asignar VLAN a puertos.</w:t>
@@ -793,8 +860,30 @@
         <w:rPr>
           <w:b/>
         </w:rPr>
-        <w:t>show vlan brief</w:t>
-      </w:r>
+        <w:t xml:space="preserve">show </w:t>
+      </w:r>
+      <w:proofErr w:type="spellStart"/>
+      <w:r>
+        <w:rPr>
+          <w:b/>
+        </w:rPr>
+        <w:t>vlan</w:t>
+      </w:r>
+      <w:proofErr w:type="spellEnd"/>
+      <w:r>
+        <w:rPr>
+          <w:b/>
+        </w:rPr>
+        <w:t xml:space="preserve"> </w:t>
+      </w:r>
+      <w:proofErr w:type="spellStart"/>
+      <w:r>
+        <w:rPr>
+          <w:b/>
+        </w:rPr>
+        <w:t>brief</w:t>
+      </w:r>
+      <w:proofErr w:type="spellEnd"/>
       <w:r>
         <w:t xml:space="preserve"> para verificar la configuración de VLAN.</w:t>
       </w:r>
@@ -805,11 +894,13 @@
         <w:rPr>
           <w:b/>
           <w:sz w:val="20"/>
+          <w:lang w:val="en-US"/>
         </w:rPr>
       </w:pPr>
       <w:r>
         <w:rPr>
           <w:sz w:val="20"/>
+          <w:lang w:val="en-US"/>
         </w:rPr>
         <w:t>S1#</w:t>
       </w:r>
@@ -817,40 +908,86 @@
         <w:rPr>
           <w:b/>
           <w:sz w:val="20"/>
-        </w:rPr>
-        <w:t xml:space="preserve"> show vlan brief</w:t>
-      </w:r>
-    </w:p>
-    <w:p>
-      <w:pPr>
-        <w:pStyle w:val="CMDOutput"/>
+          <w:lang w:val="en-US"/>
+        </w:rPr>
+        <w:t xml:space="preserve"> show </w:t>
+      </w:r>
+      <w:proofErr w:type="spellStart"/>
+      <w:r>
         <w:rPr>
           <w:b/>
           <w:sz w:val="20"/>
-        </w:rPr>
-      </w:pPr>
+          <w:lang w:val="en-US"/>
+        </w:rPr>
+        <w:t>vlan</w:t>
+      </w:r>
+      <w:proofErr w:type="spellEnd"/>
+      <w:r>
+        <w:rPr>
+          <w:b/>
+          <w:sz w:val="20"/>
+          <w:lang w:val="en-US"/>
+        </w:rPr>
+        <w:t xml:space="preserve"> brief</w:t>
+      </w:r>
     </w:p>
     <w:p>
       <w:pPr>
         <w:pStyle w:val="CMDOutput"/>
-      </w:pPr>
-      <w:r>
+        <w:rPr>
+          <w:b/>
+          <w:sz w:val="20"/>
+          <w:lang w:val="en-US"/>
+        </w:rPr>
+      </w:pPr>
+    </w:p>
+    <w:p>
+      <w:pPr>
+        <w:pStyle w:val="CMDOutput"/>
+        <w:rPr>
+          <w:lang w:val="en-US"/>
+        </w:rPr>
+      </w:pPr>
+      <w:r>
+        <w:rPr>
+          <w:lang w:val="en-US"/>
+        </w:rPr>
         <w:t>VLAN Name Status Ports</w:t>
       </w:r>
     </w:p>
     <w:p>
       <w:pPr>
         <w:pStyle w:val="CMDOutput"/>
-      </w:pPr>
-      <w:r>
-        <w:t>---- -------------------------------- --------- -------------------------------</w:t>
+        <w:rPr>
+          <w:lang w:val="en-US"/>
+        </w:rPr>
+      </w:pPr>
+      <w:proofErr w:type="gramStart"/>
+      <w:r>
+        <w:rPr>
+          <w:lang w:val="en-US"/>
+        </w:rPr>
+        <w:t>---- -------------------------------- --------- -</w:t>
+      </w:r>
+      <w:proofErr w:type="gramEnd"/>
+      <w:r>
+        <w:rPr>
+          <w:lang w:val="en-US"/>
+        </w:rPr>
+        <w:t>------------------------------</w:t>
       </w:r>
     </w:p>
     <w:p>
       <w:pPr>
         <w:pStyle w:val="CMDOutput"/>
-      </w:pPr>
-      <w:r>
+        <w:rPr>
+          <w:lang w:val="en-US"/>
+        </w:rPr>
+      </w:pPr>
+      <w:r>
+        <w:rPr>
+          <w:lang w:val="en-US"/>
+        </w:rPr>
         <w:t>1 default active Fa0/1, Fa0/2, Fa0/3, Fa0/4</w:t>
       </w:r>
     </w:p>
@@ -859,7 +996,13 @@
         <w:pStyle w:val="CMDOutput"/>
       </w:pPr>
       <w:r>
-        <w:t xml:space="preserve">                                                Fa0/5, Fa0/7, Fa0/8, Fa0/9</w:t>
+        <w:rPr>
+          <w:lang w:val="en-US"/>
+        </w:rPr>
+        <w:t xml:space="preserve">                                                </w:t>
+      </w:r>
+      <w:r>
+        <w:t>Fa0/5, Fa0/7, Fa0/8, Fa0/9</w:t>
       </w:r>
     </w:p>
     <w:p>
@@ -889,49 +1032,116 @@
     <w:p>
       <w:pPr>
         <w:pStyle w:val="CMDOutput"/>
-      </w:pPr>
-      <w:r>
-        <w:t xml:space="preserve">                                                Fa0/23, Fa0/24, Gig0/1, Gig0/2</w:t>
+        <w:rPr>
+          <w:lang w:val="en-US"/>
+        </w:rPr>
+      </w:pPr>
+      <w:r>
+        <w:t xml:space="preserve">                                                </w:t>
+      </w:r>
+      <w:r>
+        <w:rPr>
+          <w:lang w:val="en-US"/>
+        </w:rPr>
+        <w:t>Fa0/23, Fa0/24, Gig0/1, Gig0/2</w:t>
       </w:r>
     </w:p>
     <w:p>
       <w:pPr>
         <w:pStyle w:val="CMDOutput"/>
-      </w:pPr>
-      <w:r>
+        <w:rPr>
+          <w:lang w:val="en-US"/>
+        </w:rPr>
+      </w:pPr>
+      <w:r>
+        <w:rPr>
+          <w:lang w:val="en-US"/>
+        </w:rPr>
         <w:t>10 VLAN0010 active Fa0/11</w:t>
       </w:r>
     </w:p>
     <w:p>
       <w:pPr>
         <w:pStyle w:val="CMDOutput"/>
-      </w:pPr>
-      <w:r>
+        <w:rPr>
+          <w:lang w:val="en-US"/>
+        </w:rPr>
+      </w:pPr>
+      <w:r>
+        <w:rPr>
+          <w:lang w:val="en-US"/>
+        </w:rPr>
         <w:t>30 VLAN0030 active Fa0/6</w:t>
       </w:r>
     </w:p>
     <w:p>
       <w:pPr>
         <w:pStyle w:val="CMDOutput"/>
-      </w:pPr>
-      <w:r>
-        <w:t xml:space="preserve">1002 fddi-default active    </w:t>
+        <w:rPr>
+          <w:lang w:val="en-US"/>
+        </w:rPr>
+      </w:pPr>
+      <w:r>
+        <w:rPr>
+          <w:lang w:val="en-US"/>
+        </w:rPr>
+        <w:t xml:space="preserve">1002 </w:t>
+      </w:r>
+      <w:proofErr w:type="spellStart"/>
+      <w:r>
+        <w:rPr>
+          <w:lang w:val="en-US"/>
+        </w:rPr>
+        <w:t>fddi</w:t>
+      </w:r>
+      <w:proofErr w:type="spellEnd"/>
+      <w:r>
+        <w:rPr>
+          <w:lang w:val="en-US"/>
+        </w:rPr>
+        <w:t xml:space="preserve">-default active    </w:t>
       </w:r>
     </w:p>
     <w:p>
       <w:pPr>
         <w:pStyle w:val="CMDOutput"/>
-      </w:pPr>
-      <w:r>
+        <w:rPr>
+          <w:lang w:val="en-US"/>
+        </w:rPr>
+      </w:pPr>
+      <w:r>
+        <w:rPr>
+          <w:lang w:val="en-US"/>
+        </w:rPr>
         <w:t xml:space="preserve">1003 token-ring-default active    </w:t>
       </w:r>
     </w:p>
     <w:p>
       <w:pPr>
         <w:pStyle w:val="CMDOutput"/>
-      </w:pPr>
-      <w:r>
-        <w:t xml:space="preserve">1004 fddinet-default active    </w:t>
+        <w:rPr>
+          <w:lang w:val="en-US"/>
+        </w:rPr>
+      </w:pPr>
+      <w:r>
+        <w:rPr>
+          <w:lang w:val="en-US"/>
+        </w:rPr>
+        <w:t xml:space="preserve">1004 </w:t>
+      </w:r>
+      <w:proofErr w:type="spellStart"/>
+      <w:r>
+        <w:rPr>
+          <w:lang w:val="en-US"/>
+        </w:rPr>
+        <w:t>fddinet</w:t>
+      </w:r>
+      <w:proofErr w:type="spellEnd"/>
+      <w:r>
+        <w:rPr>
+          <w:lang w:val="en-US"/>
+        </w:rPr>
+        <w:t xml:space="preserve">-default active    </w:t>
       </w:r>
     </w:p>
     <w:p>
@@ -939,7 +1149,15 @@
         <w:pStyle w:val="CMDOutput"/>
       </w:pPr>
       <w:r>
-        <w:t xml:space="preserve">1005 trnet-default active        </w:t>
+        <w:t xml:space="preserve">1005 </w:t>
+      </w:r>
+      <w:proofErr w:type="spellStart"/>
+      <w:r>
+        <w:t>trnet</w:t>
+      </w:r>
+      <w:proofErr w:type="spellEnd"/>
+      <w:r>
+        <w:t xml:space="preserve">-default active        </w:t>
       </w:r>
     </w:p>
     <w:p>
@@ -952,7 +1170,7 @@
     </w:p>
     <w:p>
       <w:pPr>
-        <w:pStyle w:val="Ttulo3"/>
+        <w:pStyle w:val="Heading3"/>
         <w:spacing w:before="120"/>
       </w:pPr>
       <w:r>
@@ -990,7 +1208,7 @@
     </w:p>
     <w:p>
       <w:pPr>
-        <w:pStyle w:val="Ttulo4"/>
+        <w:pStyle w:val="Heading4"/>
       </w:pPr>
       <w:r>
         <w:t>Pregunta:</w:t>
@@ -1050,7 +1268,7 @@
     </w:p>
     <w:p>
       <w:pPr>
-        <w:pStyle w:val="Ttulo2"/>
+        <w:pStyle w:val="Heading2"/>
         <w:rPr>
           <w:sz w:val="28"/>
           <w:szCs w:val="28"/>
@@ -1074,7 +1292,7 @@
     </w:p>
     <w:p>
       <w:pPr>
-        <w:pStyle w:val="Ttulo3"/>
+        <w:pStyle w:val="Heading3"/>
       </w:pPr>
       <w:r>
         <w:t>C</w:t>
@@ -1140,13 +1358,20 @@
     <w:p>
       <w:pPr>
         <w:pStyle w:val="CMD"/>
-      </w:pPr>
-      <w:r>
+        <w:rPr>
+          <w:lang w:val="en-US"/>
+        </w:rPr>
+      </w:pPr>
+      <w:r>
+        <w:rPr>
+          <w:lang w:val="en-US"/>
+        </w:rPr>
         <w:t xml:space="preserve">R1(config)# </w:t>
       </w:r>
       <w:r>
         <w:rPr>
           <w:b/>
+          <w:lang w:val="en-US"/>
         </w:rPr>
         <w:t>int g0/0,10</w:t>
       </w:r>
@@ -1154,13 +1379,34 @@
     <w:p>
       <w:pPr>
         <w:pStyle w:val="CMD"/>
-      </w:pPr>
-      <w:r>
-        <w:t>R1(config-subif)#</w:t>
+        <w:rPr>
+          <w:lang w:val="en-US"/>
+        </w:rPr>
+      </w:pPr>
+      <w:r>
+        <w:rPr>
+          <w:lang w:val="en-US"/>
+        </w:rPr>
+        <w:t>R1(config-</w:t>
+      </w:r>
+      <w:proofErr w:type="spellStart"/>
+      <w:r>
+        <w:rPr>
+          <w:lang w:val="en-US"/>
+        </w:rPr>
+        <w:t>subif</w:t>
+      </w:r>
+      <w:proofErr w:type="spellEnd"/>
+      <w:r>
+        <w:rPr>
+          <w:lang w:val="en-US"/>
+        </w:rPr>
+        <w:t>)#</w:t>
       </w:r>
       <w:r>
         <w:rPr>
           <w:b/>
+          <w:lang w:val="en-US"/>
         </w:rPr>
         <w:t xml:space="preserve"> encapsulation dot1Q 10</w:t>
       </w:r>
@@ -1170,16 +1416,51 @@
         <w:pStyle w:val="CMD"/>
         <w:rPr>
           <w:shd w:val="clear" w:color="auto" w:fill="BFBFBF"/>
-        </w:rPr>
-      </w:pPr>
-      <w:r>
-        <w:t>R1(config-subif)#</w:t>
+          <w:lang w:val="en-US"/>
+        </w:rPr>
+      </w:pPr>
+      <w:r>
+        <w:rPr>
+          <w:lang w:val="en-US"/>
+        </w:rPr>
+        <w:t>R1(config-</w:t>
+      </w:r>
+      <w:proofErr w:type="spellStart"/>
+      <w:r>
+        <w:rPr>
+          <w:lang w:val="en-US"/>
+        </w:rPr>
+        <w:t>subif</w:t>
+      </w:r>
+      <w:proofErr w:type="spellEnd"/>
+      <w:r>
+        <w:rPr>
+          <w:lang w:val="en-US"/>
+        </w:rPr>
+        <w:t>)#</w:t>
       </w:r>
       <w:r>
         <w:rPr>
           <w:b/>
-        </w:rPr>
-        <w:t xml:space="preserve"> ip address 172.17.10.1 255.255.255.0</w:t>
+          <w:lang w:val="en-US"/>
+        </w:rPr>
+        <w:t xml:space="preserve"> </w:t>
+      </w:r>
+      <w:proofErr w:type="spellStart"/>
+      <w:r>
+        <w:rPr>
+          <w:b/>
+          <w:lang w:val="en-US"/>
+        </w:rPr>
+        <w:t>ip</w:t>
+      </w:r>
+      <w:proofErr w:type="spellEnd"/>
+      <w:r>
+        <w:rPr>
+          <w:b/>
+          <w:lang w:val="en-US"/>
+        </w:rPr>
+        <w:t xml:space="preserve"> address 172.17.10.1 255.255.255.0</w:t>
       </w:r>
     </w:p>
     <w:p>
@@ -1192,7 +1473,7 @@
     </w:p>
     <w:p>
       <w:pPr>
-        <w:pStyle w:val="Ttulo3"/>
+        <w:pStyle w:val="Heading3"/>
       </w:pPr>
       <w:r>
         <w:t>V</w:t>
@@ -1212,8 +1493,30 @@
         <w:rPr>
           <w:b/>
         </w:rPr>
-        <w:t>show ip interface brief</w:t>
-      </w:r>
+        <w:t xml:space="preserve">show </w:t>
+      </w:r>
+      <w:proofErr w:type="spellStart"/>
+      <w:r>
+        <w:rPr>
+          <w:b/>
+        </w:rPr>
+        <w:t>ip</w:t>
+      </w:r>
+      <w:proofErr w:type="spellEnd"/>
+      <w:r>
+        <w:rPr>
+          <w:b/>
+        </w:rPr>
+        <w:t xml:space="preserve"> interface </w:t>
+      </w:r>
+      <w:proofErr w:type="spellStart"/>
+      <w:r>
+        <w:rPr>
+          <w:b/>
+        </w:rPr>
+        <w:t>brief</w:t>
+      </w:r>
+      <w:proofErr w:type="spellEnd"/>
       <w:r>
         <w:t xml:space="preserve"> para verificar la configuración de las subinterfaces. Ambas subinterfaces están inactivas. Las subinterfaces son interfaces virtuales que se asocian a una interfaz física. Por lo tanto, para habilitar las subinterfaces, debe habilitar la interfaz física a la que se asocian.</w:t>
       </w:r>
@@ -1236,7 +1539,7 @@
     </w:p>
     <w:p>
       <w:pPr>
-        <w:pStyle w:val="Ttulo2"/>
+        <w:pStyle w:val="Heading2"/>
         <w:spacing w:before="120"/>
         <w:rPr>
           <w:sz w:val="28"/>
@@ -1255,12 +1558,28 @@
           <w:sz w:val="28"/>
           <w:szCs w:val="28"/>
         </w:rPr>
-        <w:t>robar la conectividad con routing entre VLAN</w:t>
-      </w:r>
-    </w:p>
-    <w:p>
-      <w:pPr>
-        <w:pStyle w:val="Ttulo3"/>
+        <w:t xml:space="preserve">robar la conectividad con </w:t>
+      </w:r>
+      <w:proofErr w:type="spellStart"/>
+      <w:r>
+        <w:rPr>
+          <w:sz w:val="28"/>
+          <w:szCs w:val="28"/>
+        </w:rPr>
+        <w:t>routing</w:t>
+      </w:r>
+      <w:proofErr w:type="spellEnd"/>
+      <w:r>
+        <w:rPr>
+          <w:sz w:val="28"/>
+          <w:szCs w:val="28"/>
+        </w:rPr>
+        <w:t xml:space="preserve"> entre VLAN</w:t>
+      </w:r>
+    </w:p>
+    <w:p>
+      <w:pPr>
+        <w:pStyle w:val="Heading3"/>
       </w:pPr>
       <w:r>
         <w:t>H</w:t>
@@ -1271,7 +1590,7 @@
     </w:p>
     <w:p>
       <w:pPr>
-        <w:pStyle w:val="Ttulo4"/>
+        <w:pStyle w:val="Heading4"/>
       </w:pPr>
       <w:r>
         <w:t>Pregunta:</w:t>
@@ -1314,7 +1633,7 @@
     </w:p>
     <w:p>
       <w:pPr>
-        <w:pStyle w:val="Ttulo3"/>
+        <w:pStyle w:val="Heading3"/>
         <w:spacing w:before="120"/>
       </w:pPr>
       <w:r>
@@ -1337,8 +1656,13 @@
         <w:pStyle w:val="SubStepAlpha"/>
         <w:spacing w:before="0"/>
       </w:pPr>
-      <w:r>
-        <w:t xml:space="preserve">On </w:t>
+      <w:proofErr w:type="spellStart"/>
+      <w:r>
+        <w:t>On</w:t>
+      </w:r>
+      <w:proofErr w:type="spellEnd"/>
+      <w:r>
+        <w:t xml:space="preserve"> </w:t>
       </w:r>
       <w:r>
         <w:rPr>
@@ -1353,15 +1677,23 @@
         <w:rPr>
           <w:b/>
         </w:rPr>
-        <w:t>show vlan</w:t>
-      </w:r>
+        <w:t xml:space="preserve">show </w:t>
+      </w:r>
+      <w:proofErr w:type="spellStart"/>
+      <w:r>
+        <w:rPr>
+          <w:b/>
+        </w:rPr>
+        <w:t>vlan</w:t>
+      </w:r>
+      <w:proofErr w:type="spellEnd"/>
       <w:r>
         <w:t xml:space="preserve"> </w:t>
       </w:r>
     </w:p>
     <w:p>
       <w:pPr>
-        <w:pStyle w:val="Ttulo4"/>
+        <w:pStyle w:val="Heading4"/>
       </w:pPr>
       <w:r>
         <w:t>Pregunta:</w:t>
@@ -1384,12 +1716,28 @@
         <w:pStyle w:val="SubStepAlpha"/>
       </w:pPr>
       <w:r>
-        <w:t>Como el router se configuró con varias subinterfaces asignadas a diferentes VLAN, el puerto de switch que se conecta al router se debe configurar como enlace troncal. Habilite los enlaces troncales en la interfaz G0/1.</w:t>
-      </w:r>
-    </w:p>
-    <w:p>
-      <w:pPr>
-        <w:pStyle w:val="Ttulo4"/>
+        <w:t xml:space="preserve">Como el </w:t>
+      </w:r>
+      <w:proofErr w:type="spellStart"/>
+      <w:r>
+        <w:t>router</w:t>
+      </w:r>
+      <w:proofErr w:type="spellEnd"/>
+      <w:r>
+        <w:t xml:space="preserve"> se configuró con varias subinterfaces asignadas a diferentes VLAN, el puerto de switch que se conecta al </w:t>
+      </w:r>
+      <w:proofErr w:type="spellStart"/>
+      <w:r>
+        <w:t>router</w:t>
+      </w:r>
+      <w:proofErr w:type="spellEnd"/>
+      <w:r>
+        <w:t xml:space="preserve"> se debe configurar como enlace troncal. Habilite los enlaces troncales en la interfaz G0/1.</w:t>
+      </w:r>
+    </w:p>
+    <w:p>
+      <w:pPr>
+        <w:pStyle w:val="Heading4"/>
       </w:pPr>
       <w:r>
         <w:t>Pregunta:</w:t>
@@ -1407,8 +1755,16 @@
         <w:rPr>
           <w:b/>
         </w:rPr>
-        <w:t>show vlan</w:t>
-      </w:r>
+        <w:t xml:space="preserve">show </w:t>
+      </w:r>
+      <w:proofErr w:type="spellStart"/>
+      <w:r>
+        <w:rPr>
+          <w:b/>
+        </w:rPr>
+        <w:t>vlan</w:t>
+      </w:r>
+      <w:proofErr w:type="spellEnd"/>
       <w:r>
         <w:t>?</w:t>
       </w:r>
@@ -1424,8 +1780,16 @@
         <w:rPr>
           <w:b/>
         </w:rPr>
-        <w:t>show interface trunk</w:t>
-      </w:r>
+        <w:t xml:space="preserve">show interface </w:t>
+      </w:r>
+      <w:proofErr w:type="spellStart"/>
+      <w:r>
+        <w:rPr>
+          <w:b/>
+        </w:rPr>
+        <w:t>trunk</w:t>
+      </w:r>
+      <w:proofErr w:type="spellEnd"/>
       <w:r>
         <w:t xml:space="preserve"> para verificar que la interfaz esté configurada como una troncal.</w:t>
       </w:r>
@@ -1440,7 +1804,7 @@
     </w:p>
     <w:p>
       <w:pPr>
-        <w:pStyle w:val="Ttulo3"/>
+        <w:pStyle w:val="Heading3"/>
         <w:spacing w:before="120"/>
       </w:pPr>
       <w:r>
@@ -1457,7 +1821,7 @@
     </w:p>
     <w:p>
       <w:pPr>
-        <w:pStyle w:val="Ttulo4"/>
+        <w:pStyle w:val="Heading4"/>
       </w:pPr>
       <w:r>
         <w:t>Pregunta:</w:t>
@@ -1496,7 +1860,7 @@
 </file>
 
 <file path=word/endnotes.xml><?xml version="1.0" encoding="utf-8"?>
-<w:endnotes xmlns:wpc="http://schemas.microsoft.com/office/word/2010/wordprocessingCanvas" xmlns:cx="http://schemas.microsoft.com/office/drawing/2014/chartex" xmlns:cx1="http://schemas.microsoft.com/office/drawing/2015/9/8/chartex" xmlns:cx2="http://schemas.microsoft.com/office/drawing/2015/10/21/chartex" xmlns:cx3="http://schemas.microsoft.com/office/drawing/2016/5/9/chartex" xmlns:cx4="http://schemas.microsoft.com/office/drawing/2016/5/10/chartex" xmlns:cx5="http://schemas.microsoft.com/office/drawing/2016/5/11/chartex" xmlns:cx6="http://schemas.microsoft.com/office/drawing/2016/5/12/chartex" xmlns:cx7="http://schemas.microsoft.com/office/drawing/2016/5/13/chartex" xmlns:cx8="http://schemas.microsoft.com/office/drawing/2016/5/14/chartex" xmlns:mc="http://schemas.openxmlformats.org/markup-compatibility/2006" xmlns:aink="http://schemas.microsoft.com/office/drawing/2016/ink" xmlns:am3d="http://schemas.microsoft.com/office/drawing/2017/model3d" xmlns:o="urn:schemas-microsoft-com:office:office" xmlns:oel="http://schemas.microsoft.com/office/2019/extlst" xmlns:r="http://schemas.openxmlformats.org/officeDocument/2006/relationships" xmlns:m="http://schemas.openxmlformats.org/officeDocument/2006/math" xmlns:v="urn:schemas-microsoft-com:vml" xmlns:wp14="http://schemas.microsoft.com/office/word/2010/wordprocessingDrawing" xmlns:wp="http://schemas.openxmlformats.org/drawingml/2006/wordprocessingDrawing" xmlns:w10="urn:schemas-microsoft-com:office:word" xmlns:w="http://schemas.openxmlformats.org/wordprocessingml/2006/main" xmlns:w14="http://schemas.microsoft.com/office/word/2010/wordml" xmlns:w15="http://schemas.microsoft.com/office/word/2012/wordml" xmlns:w16cex="http://schemas.microsoft.com/office/word/2018/wordml/cex" xmlns:w16cid="http://schemas.microsoft.com/office/word/2016/wordml/cid" xmlns:w16="http://schemas.microsoft.com/office/word/2018/wordml" xmlns:w16sdtdh="http://schemas.microsoft.com/office/word/2020/wordml/sdtdatahash" xmlns:w16se="http://schemas.microsoft.com/office/word/2015/wordml/symex" xmlns:wpg="http://schemas.microsoft.com/office/word/2010/wordprocessingGroup" xmlns:wpi="http://schemas.microsoft.com/office/word/2010/wordprocessingInk" xmlns:wne="http://schemas.microsoft.com/office/word/2006/wordml" xmlns:wps="http://schemas.microsoft.com/office/word/2010/wordprocessingShape" mc:Ignorable="w14 w15 w16se w16cid w16 w16cex w16sdtdh wp14">
+<w:endnotes xmlns:wpc="http://schemas.microsoft.com/office/word/2010/wordprocessingCanvas" xmlns:cx="http://schemas.microsoft.com/office/drawing/2014/chartex" xmlns:cx1="http://schemas.microsoft.com/office/drawing/2015/9/8/chartex" xmlns:cx2="http://schemas.microsoft.com/office/drawing/2015/10/21/chartex" xmlns:cx3="http://schemas.microsoft.com/office/drawing/2016/5/9/chartex" xmlns:cx4="http://schemas.microsoft.com/office/drawing/2016/5/10/chartex" xmlns:cx5="http://schemas.microsoft.com/office/drawing/2016/5/11/chartex" xmlns:cx6="http://schemas.microsoft.com/office/drawing/2016/5/12/chartex" xmlns:cx7="http://schemas.microsoft.com/office/drawing/2016/5/13/chartex" xmlns:cx8="http://schemas.microsoft.com/office/drawing/2016/5/14/chartex" xmlns:mc="http://schemas.openxmlformats.org/markup-compatibility/2006" xmlns:aink="http://schemas.microsoft.com/office/drawing/2016/ink" xmlns:am3d="http://schemas.microsoft.com/office/drawing/2017/model3d" xmlns:o="urn:schemas-microsoft-com:office:office" xmlns:oel="http://schemas.microsoft.com/office/2019/extlst" xmlns:r="http://schemas.openxmlformats.org/officeDocument/2006/relationships" xmlns:m="http://schemas.openxmlformats.org/officeDocument/2006/math" xmlns:v="urn:schemas-microsoft-com:vml" xmlns:wp14="http://schemas.microsoft.com/office/word/2010/wordprocessingDrawing" xmlns:wp="http://schemas.openxmlformats.org/drawingml/2006/wordprocessingDrawing" xmlns:w10="urn:schemas-microsoft-com:office:word" xmlns:w="http://schemas.openxmlformats.org/wordprocessingml/2006/main" xmlns:w14="http://schemas.microsoft.com/office/word/2010/wordml" xmlns:w15="http://schemas.microsoft.com/office/word/2012/wordml" xmlns:w16cex="http://schemas.microsoft.com/office/word/2018/wordml/cex" xmlns:w16cid="http://schemas.microsoft.com/office/word/2016/wordml/cid" xmlns:w16="http://schemas.microsoft.com/office/word/2018/wordml" xmlns:w16du="http://schemas.microsoft.com/office/word/2023/wordml/word16du" xmlns:w16sdtdh="http://schemas.microsoft.com/office/word/2020/wordml/sdtdatahash" xmlns:w16sdtfl="http://schemas.microsoft.com/office/word/2024/wordml/sdtformatlock" xmlns:w16se="http://schemas.microsoft.com/office/word/2015/wordml/symex" xmlns:wpg="http://schemas.microsoft.com/office/word/2010/wordprocessingGroup" xmlns:wpi="http://schemas.microsoft.com/office/word/2010/wordprocessingInk" xmlns:wne="http://schemas.microsoft.com/office/word/2006/wordml" xmlns:wps="http://schemas.microsoft.com/office/word/2010/wordprocessingShape" mc:Ignorable="w14 w15 w16se w16cid w16 w16cex w16sdtdh w16sdtfl w16du wp14">
   <w:endnote w:type="separator" w:id="-1">
     <w:p>
       <w:pPr>
@@ -1523,10 +1887,10 @@
 </file>
 
 <file path=word/footer1.xml><?xml version="1.0" encoding="utf-8"?>
-<w:ftr xmlns:wpc="http://schemas.microsoft.com/office/word/2010/wordprocessingCanvas" xmlns:cx="http://schemas.microsoft.com/office/drawing/2014/chartex" xmlns:cx1="http://schemas.microsoft.com/office/drawing/2015/9/8/chartex" xmlns:cx2="http://schemas.microsoft.com/office/drawing/2015/10/21/chartex" xmlns:cx3="http://schemas.microsoft.com/office/drawing/2016/5/9/chartex" xmlns:cx4="http://schemas.microsoft.com/office/drawing/2016/5/10/chartex" xmlns:cx5="http://schemas.microsoft.com/office/drawing/2016/5/11/chartex" xmlns:cx6="http://schemas.microsoft.com/office/drawing/2016/5/12/chartex" xmlns:cx7="http://schemas.microsoft.com/office/drawing/2016/5/13/chartex" xmlns:cx8="http://schemas.microsoft.com/office/drawing/2016/5/14/chartex" xmlns:mc="http://schemas.openxmlformats.org/markup-compatibility/2006" xmlns:aink="http://schemas.microsoft.com/office/drawing/2016/ink" xmlns:am3d="http://schemas.microsoft.com/office/drawing/2017/model3d" xmlns:o="urn:schemas-microsoft-com:office:office" xmlns:oel="http://schemas.microsoft.com/office/2019/extlst" xmlns:r="http://schemas.openxmlformats.org/officeDocument/2006/relationships" xmlns:m="http://schemas.openxmlformats.org/officeDocument/2006/math" xmlns:v="urn:schemas-microsoft-com:vml" xmlns:wp14="http://schemas.microsoft.com/office/word/2010/wordprocessingDrawing" xmlns:wp="http://schemas.openxmlformats.org/drawingml/2006/wordprocessingDrawing" xmlns:w10="urn:schemas-microsoft-com:office:word" xmlns:w="http://schemas.openxmlformats.org/wordprocessingml/2006/main" xmlns:w14="http://schemas.microsoft.com/office/word/2010/wordml" xmlns:w15="http://schemas.microsoft.com/office/word/2012/wordml" xmlns:w16cex="http://schemas.microsoft.com/office/word/2018/wordml/cex" xmlns:w16cid="http://schemas.microsoft.com/office/word/2016/wordml/cid" xmlns:w16="http://schemas.microsoft.com/office/word/2018/wordml" xmlns:w16sdtdh="http://schemas.microsoft.com/office/word/2020/wordml/sdtdatahash" xmlns:w16se="http://schemas.microsoft.com/office/word/2015/wordml/symex" xmlns:wpg="http://schemas.microsoft.com/office/word/2010/wordprocessingGroup" xmlns:wpi="http://schemas.microsoft.com/office/word/2010/wordprocessingInk" xmlns:wne="http://schemas.microsoft.com/office/word/2006/wordml" xmlns:wps="http://schemas.microsoft.com/office/word/2010/wordprocessingShape" mc:Ignorable="w14 w15 w16se w16cid w16 w16cex w16sdtdh wp14">
+<w:ftr xmlns:wpc="http://schemas.microsoft.com/office/word/2010/wordprocessingCanvas" xmlns:cx="http://schemas.microsoft.com/office/drawing/2014/chartex" xmlns:cx1="http://schemas.microsoft.com/office/drawing/2015/9/8/chartex" xmlns:cx2="http://schemas.microsoft.com/office/drawing/2015/10/21/chartex" xmlns:cx3="http://schemas.microsoft.com/office/drawing/2016/5/9/chartex" xmlns:cx4="http://schemas.microsoft.com/office/drawing/2016/5/10/chartex" xmlns:cx5="http://schemas.microsoft.com/office/drawing/2016/5/11/chartex" xmlns:cx6="http://schemas.microsoft.com/office/drawing/2016/5/12/chartex" xmlns:cx7="http://schemas.microsoft.com/office/drawing/2016/5/13/chartex" xmlns:cx8="http://schemas.microsoft.com/office/drawing/2016/5/14/chartex" xmlns:mc="http://schemas.openxmlformats.org/markup-compatibility/2006" xmlns:aink="http://schemas.microsoft.com/office/drawing/2016/ink" xmlns:am3d="http://schemas.microsoft.com/office/drawing/2017/model3d" xmlns:o="urn:schemas-microsoft-com:office:office" xmlns:oel="http://schemas.microsoft.com/office/2019/extlst" xmlns:r="http://schemas.openxmlformats.org/officeDocument/2006/relationships" xmlns:m="http://schemas.openxmlformats.org/officeDocument/2006/math" xmlns:v="urn:schemas-microsoft-com:vml" xmlns:wp14="http://schemas.microsoft.com/office/word/2010/wordprocessingDrawing" xmlns:wp="http://schemas.openxmlformats.org/drawingml/2006/wordprocessingDrawing" xmlns:w10="urn:schemas-microsoft-com:office:word" xmlns:w="http://schemas.openxmlformats.org/wordprocessingml/2006/main" xmlns:w14="http://schemas.microsoft.com/office/word/2010/wordml" xmlns:w15="http://schemas.microsoft.com/office/word/2012/wordml" xmlns:w16cex="http://schemas.microsoft.com/office/word/2018/wordml/cex" xmlns:w16cid="http://schemas.microsoft.com/office/word/2016/wordml/cid" xmlns:w16="http://schemas.microsoft.com/office/word/2018/wordml" xmlns:w16du="http://schemas.microsoft.com/office/word/2023/wordml/word16du" xmlns:w16sdtdh="http://schemas.microsoft.com/office/word/2020/wordml/sdtdatahash" xmlns:w16sdtfl="http://schemas.microsoft.com/office/word/2024/wordml/sdtformatlock" xmlns:w16se="http://schemas.microsoft.com/office/word/2015/wordml/symex" xmlns:wpg="http://schemas.microsoft.com/office/word/2010/wordprocessingGroup" xmlns:wpi="http://schemas.microsoft.com/office/word/2010/wordprocessingInk" xmlns:wne="http://schemas.microsoft.com/office/word/2006/wordml" xmlns:wps="http://schemas.microsoft.com/office/word/2010/wordprocessingShape" mc:Ignorable="w14 w15 w16se w16cid w16 w16cex w16sdtdh w16sdtfl w16du wp14">
   <w:p>
     <w:pPr>
-      <w:pStyle w:val="Piedepgina"/>
+      <w:pStyle w:val="Footer"/>
       <w:rPr>
         <w:szCs w:val="16"/>
       </w:rPr>
@@ -1666,10 +2030,10 @@
 </file>
 
 <file path=word/footer2.xml><?xml version="1.0" encoding="utf-8"?>
-<w:ftr xmlns:wpc="http://schemas.microsoft.com/office/word/2010/wordprocessingCanvas" xmlns:cx="http://schemas.microsoft.com/office/drawing/2014/chartex" xmlns:cx1="http://schemas.microsoft.com/office/drawing/2015/9/8/chartex" xmlns:cx2="http://schemas.microsoft.com/office/drawing/2015/10/21/chartex" xmlns:cx3="http://schemas.microsoft.com/office/drawing/2016/5/9/chartex" xmlns:cx4="http://schemas.microsoft.com/office/drawing/2016/5/10/chartex" xmlns:cx5="http://schemas.microsoft.com/office/drawing/2016/5/11/chartex" xmlns:cx6="http://schemas.microsoft.com/office/drawing/2016/5/12/chartex" xmlns:cx7="http://schemas.microsoft.com/office/drawing/2016/5/13/chartex" xmlns:cx8="http://schemas.microsoft.com/office/drawing/2016/5/14/chartex" xmlns:mc="http://schemas.openxmlformats.org/markup-compatibility/2006" xmlns:aink="http://schemas.microsoft.com/office/drawing/2016/ink" xmlns:am3d="http://schemas.microsoft.com/office/drawing/2017/model3d" xmlns:o="urn:schemas-microsoft-com:office:office" xmlns:oel="http://schemas.microsoft.com/office/2019/extlst" xmlns:r="http://schemas.openxmlformats.org/officeDocument/2006/relationships" xmlns:m="http://schemas.openxmlformats.org/officeDocument/2006/math" xmlns:v="urn:schemas-microsoft-com:vml" xmlns:wp14="http://schemas.microsoft.com/office/word/2010/wordprocessingDrawing" xmlns:wp="http://schemas.openxmlformats.org/drawingml/2006/wordprocessingDrawing" xmlns:w10="urn:schemas-microsoft-com:office:word" xmlns:w="http://schemas.openxmlformats.org/wordprocessingml/2006/main" xmlns:w14="http://schemas.microsoft.com/office/word/2010/wordml" xmlns:w15="http://schemas.microsoft.com/office/word/2012/wordml" xmlns:w16cex="http://schemas.microsoft.com/office/word/2018/wordml/cex" xmlns:w16cid="http://schemas.microsoft.com/office/word/2016/wordml/cid" xmlns:w16="http://schemas.microsoft.com/office/word/2018/wordml" xmlns:w16sdtdh="http://schemas.microsoft.com/office/word/2020/wordml/sdtdatahash" xmlns:w16se="http://schemas.microsoft.com/office/word/2015/wordml/symex" xmlns:wpg="http://schemas.microsoft.com/office/word/2010/wordprocessingGroup" xmlns:wpi="http://schemas.microsoft.com/office/word/2010/wordprocessingInk" xmlns:wne="http://schemas.microsoft.com/office/word/2006/wordml" xmlns:wps="http://schemas.microsoft.com/office/word/2010/wordprocessingShape" mc:Ignorable="w14 w15 w16se w16cid w16 w16cex w16sdtdh wp14">
+<w:ftr xmlns:wpc="http://schemas.microsoft.com/office/word/2010/wordprocessingCanvas" xmlns:cx="http://schemas.microsoft.com/office/drawing/2014/chartex" xmlns:cx1="http://schemas.microsoft.com/office/drawing/2015/9/8/chartex" xmlns:cx2="http://schemas.microsoft.com/office/drawing/2015/10/21/chartex" xmlns:cx3="http://schemas.microsoft.com/office/drawing/2016/5/9/chartex" xmlns:cx4="http://schemas.microsoft.com/office/drawing/2016/5/10/chartex" xmlns:cx5="http://schemas.microsoft.com/office/drawing/2016/5/11/chartex" xmlns:cx6="http://schemas.microsoft.com/office/drawing/2016/5/12/chartex" xmlns:cx7="http://schemas.microsoft.com/office/drawing/2016/5/13/chartex" xmlns:cx8="http://schemas.microsoft.com/office/drawing/2016/5/14/chartex" xmlns:mc="http://schemas.openxmlformats.org/markup-compatibility/2006" xmlns:aink="http://schemas.microsoft.com/office/drawing/2016/ink" xmlns:am3d="http://schemas.microsoft.com/office/drawing/2017/model3d" xmlns:o="urn:schemas-microsoft-com:office:office" xmlns:oel="http://schemas.microsoft.com/office/2019/extlst" xmlns:r="http://schemas.openxmlformats.org/officeDocument/2006/relationships" xmlns:m="http://schemas.openxmlformats.org/officeDocument/2006/math" xmlns:v="urn:schemas-microsoft-com:vml" xmlns:wp14="http://schemas.microsoft.com/office/word/2010/wordprocessingDrawing" xmlns:wp="http://schemas.openxmlformats.org/drawingml/2006/wordprocessingDrawing" xmlns:w10="urn:schemas-microsoft-com:office:word" xmlns:w="http://schemas.openxmlformats.org/wordprocessingml/2006/main" xmlns:w14="http://schemas.microsoft.com/office/word/2010/wordml" xmlns:w15="http://schemas.microsoft.com/office/word/2012/wordml" xmlns:w16cex="http://schemas.microsoft.com/office/word/2018/wordml/cex" xmlns:w16cid="http://schemas.microsoft.com/office/word/2016/wordml/cid" xmlns:w16="http://schemas.microsoft.com/office/word/2018/wordml" xmlns:w16du="http://schemas.microsoft.com/office/word/2023/wordml/word16du" xmlns:w16sdtdh="http://schemas.microsoft.com/office/word/2020/wordml/sdtdatahash" xmlns:w16sdtfl="http://schemas.microsoft.com/office/word/2024/wordml/sdtformatlock" xmlns:w16se="http://schemas.microsoft.com/office/word/2015/wordml/symex" xmlns:wpg="http://schemas.microsoft.com/office/word/2010/wordprocessingGroup" xmlns:wpi="http://schemas.microsoft.com/office/word/2010/wordprocessingInk" xmlns:wne="http://schemas.microsoft.com/office/word/2006/wordml" xmlns:wps="http://schemas.microsoft.com/office/word/2010/wordprocessingShape" mc:Ignorable="w14 w15 w16se w16cid w16 w16cex w16sdtdh w16sdtfl w16du wp14">
   <w:p>
     <w:pPr>
-      <w:pStyle w:val="Piedepgina"/>
+      <w:pStyle w:val="Footer"/>
       <w:rPr>
         <w:szCs w:val="16"/>
       </w:rPr>
@@ -1815,7 +2179,7 @@
 </file>
 
 <file path=word/footnotes.xml><?xml version="1.0" encoding="utf-8"?>
-<w:footnotes xmlns:wpc="http://schemas.microsoft.com/office/word/2010/wordprocessingCanvas" xmlns:cx="http://schemas.microsoft.com/office/drawing/2014/chartex" xmlns:cx1="http://schemas.microsoft.com/office/drawing/2015/9/8/chartex" xmlns:cx2="http://schemas.microsoft.com/office/drawing/2015/10/21/chartex" xmlns:cx3="http://schemas.microsoft.com/office/drawing/2016/5/9/chartex" xmlns:cx4="http://schemas.microsoft.com/office/drawing/2016/5/10/chartex" xmlns:cx5="http://schemas.microsoft.com/office/drawing/2016/5/11/chartex" xmlns:cx6="http://schemas.microsoft.com/office/drawing/2016/5/12/chartex" xmlns:cx7="http://schemas.microsoft.com/office/drawing/2016/5/13/chartex" xmlns:cx8="http://schemas.microsoft.com/office/drawing/2016/5/14/chartex" xmlns:mc="http://schemas.openxmlformats.org/markup-compatibility/2006" xmlns:aink="http://schemas.microsoft.com/office/drawing/2016/ink" xmlns:am3d="http://schemas.microsoft.com/office/drawing/2017/model3d" xmlns:o="urn:schemas-microsoft-com:office:office" xmlns:oel="http://schemas.microsoft.com/office/2019/extlst" xmlns:r="http://schemas.openxmlformats.org/officeDocument/2006/relationships" xmlns:m="http://schemas.openxmlformats.org/officeDocument/2006/math" xmlns:v="urn:schemas-microsoft-com:vml" xmlns:wp14="http://schemas.microsoft.com/office/word/2010/wordprocessingDrawing" xmlns:wp="http://schemas.openxmlformats.org/drawingml/2006/wordprocessingDrawing" xmlns:w10="urn:schemas-microsoft-com:office:word" xmlns:w="http://schemas.openxmlformats.org/wordprocessingml/2006/main" xmlns:w14="http://schemas.microsoft.com/office/word/2010/wordml" xmlns:w15="http://schemas.microsoft.com/office/word/2012/wordml" xmlns:w16cex="http://schemas.microsoft.com/office/word/2018/wordml/cex" xmlns:w16cid="http://schemas.microsoft.com/office/word/2016/wordml/cid" xmlns:w16="http://schemas.microsoft.com/office/word/2018/wordml" xmlns:w16sdtdh="http://schemas.microsoft.com/office/word/2020/wordml/sdtdatahash" xmlns:w16se="http://schemas.microsoft.com/office/word/2015/wordml/symex" xmlns:wpg="http://schemas.microsoft.com/office/word/2010/wordprocessingGroup" xmlns:wpi="http://schemas.microsoft.com/office/word/2010/wordprocessingInk" xmlns:wne="http://schemas.microsoft.com/office/word/2006/wordml" xmlns:wps="http://schemas.microsoft.com/office/word/2010/wordprocessingShape" mc:Ignorable="w14 w15 w16se w16cid w16 w16cex w16sdtdh wp14">
+<w:footnotes xmlns:wpc="http://schemas.microsoft.com/office/word/2010/wordprocessingCanvas" xmlns:cx="http://schemas.microsoft.com/office/drawing/2014/chartex" xmlns:cx1="http://schemas.microsoft.com/office/drawing/2015/9/8/chartex" xmlns:cx2="http://schemas.microsoft.com/office/drawing/2015/10/21/chartex" xmlns:cx3="http://schemas.microsoft.com/office/drawing/2016/5/9/chartex" xmlns:cx4="http://schemas.microsoft.com/office/drawing/2016/5/10/chartex" xmlns:cx5="http://schemas.microsoft.com/office/drawing/2016/5/11/chartex" xmlns:cx6="http://schemas.microsoft.com/office/drawing/2016/5/12/chartex" xmlns:cx7="http://schemas.microsoft.com/office/drawing/2016/5/13/chartex" xmlns:cx8="http://schemas.microsoft.com/office/drawing/2016/5/14/chartex" xmlns:mc="http://schemas.openxmlformats.org/markup-compatibility/2006" xmlns:aink="http://schemas.microsoft.com/office/drawing/2016/ink" xmlns:am3d="http://schemas.microsoft.com/office/drawing/2017/model3d" xmlns:o="urn:schemas-microsoft-com:office:office" xmlns:oel="http://schemas.microsoft.com/office/2019/extlst" xmlns:r="http://schemas.openxmlformats.org/officeDocument/2006/relationships" xmlns:m="http://schemas.openxmlformats.org/officeDocument/2006/math" xmlns:v="urn:schemas-microsoft-com:vml" xmlns:wp14="http://schemas.microsoft.com/office/word/2010/wordprocessingDrawing" xmlns:wp="http://schemas.openxmlformats.org/drawingml/2006/wordprocessingDrawing" xmlns:w10="urn:schemas-microsoft-com:office:word" xmlns:w="http://schemas.openxmlformats.org/wordprocessingml/2006/main" xmlns:w14="http://schemas.microsoft.com/office/word/2010/wordml" xmlns:w15="http://schemas.microsoft.com/office/word/2012/wordml" xmlns:w16cex="http://schemas.microsoft.com/office/word/2018/wordml/cex" xmlns:w16cid="http://schemas.microsoft.com/office/word/2016/wordml/cid" xmlns:w16="http://schemas.microsoft.com/office/word/2018/wordml" xmlns:w16du="http://schemas.microsoft.com/office/word/2023/wordml/word16du" xmlns:w16sdtdh="http://schemas.microsoft.com/office/word/2020/wordml/sdtdatahash" xmlns:w16sdtfl="http://schemas.microsoft.com/office/word/2024/wordml/sdtformatlock" xmlns:w16se="http://schemas.microsoft.com/office/word/2015/wordml/symex" xmlns:wpg="http://schemas.microsoft.com/office/word/2010/wordprocessingGroup" xmlns:wpi="http://schemas.microsoft.com/office/word/2010/wordprocessingInk" xmlns:wne="http://schemas.microsoft.com/office/word/2006/wordml" xmlns:wps="http://schemas.microsoft.com/office/word/2010/wordprocessingShape" mc:Ignorable="w14 w15 w16se w16cid w16 w16cex w16sdtdh w16sdtfl w16du wp14">
   <w:footnote w:type="separator" w:id="-1">
     <w:p>
       <w:pPr>
@@ -1842,7 +2206,7 @@
 </file>
 
 <file path=word/header1.xml><?xml version="1.0" encoding="utf-8"?>
-<w:hdr xmlns:wpc="http://schemas.microsoft.com/office/word/2010/wordprocessingCanvas" xmlns:cx="http://schemas.microsoft.com/office/drawing/2014/chartex" xmlns:cx1="http://schemas.microsoft.com/office/drawing/2015/9/8/chartex" xmlns:cx2="http://schemas.microsoft.com/office/drawing/2015/10/21/chartex" xmlns:cx3="http://schemas.microsoft.com/office/drawing/2016/5/9/chartex" xmlns:cx4="http://schemas.microsoft.com/office/drawing/2016/5/10/chartex" xmlns:cx5="http://schemas.microsoft.com/office/drawing/2016/5/11/chartex" xmlns:cx6="http://schemas.microsoft.com/office/drawing/2016/5/12/chartex" xmlns:cx7="http://schemas.microsoft.com/office/drawing/2016/5/13/chartex" xmlns:cx8="http://schemas.microsoft.com/office/drawing/2016/5/14/chartex" xmlns:mc="http://schemas.openxmlformats.org/markup-compatibility/2006" xmlns:aink="http://schemas.microsoft.com/office/drawing/2016/ink" xmlns:am3d="http://schemas.microsoft.com/office/drawing/2017/model3d" xmlns:o="urn:schemas-microsoft-com:office:office" xmlns:oel="http://schemas.microsoft.com/office/2019/extlst" xmlns:r="http://schemas.openxmlformats.org/officeDocument/2006/relationships" xmlns:m="http://schemas.openxmlformats.org/officeDocument/2006/math" xmlns:v="urn:schemas-microsoft-com:vml" xmlns:wp14="http://schemas.microsoft.com/office/word/2010/wordprocessingDrawing" xmlns:wp="http://schemas.openxmlformats.org/drawingml/2006/wordprocessingDrawing" xmlns:w10="urn:schemas-microsoft-com:office:word" xmlns:w="http://schemas.openxmlformats.org/wordprocessingml/2006/main" xmlns:w14="http://schemas.microsoft.com/office/word/2010/wordml" xmlns:w15="http://schemas.microsoft.com/office/word/2012/wordml" xmlns:w16cex="http://schemas.microsoft.com/office/word/2018/wordml/cex" xmlns:w16cid="http://schemas.microsoft.com/office/word/2016/wordml/cid" xmlns:w16="http://schemas.microsoft.com/office/word/2018/wordml" xmlns:w16sdtdh="http://schemas.microsoft.com/office/word/2020/wordml/sdtdatahash" xmlns:w16se="http://schemas.microsoft.com/office/word/2015/wordml/symex" xmlns:wpg="http://schemas.microsoft.com/office/word/2010/wordprocessingGroup" xmlns:wpi="http://schemas.microsoft.com/office/word/2010/wordprocessingInk" xmlns:wne="http://schemas.microsoft.com/office/word/2006/wordml" xmlns:wps="http://schemas.microsoft.com/office/word/2010/wordprocessingShape" mc:Ignorable="w14 w15 w16se w16cid w16 w16cex w16sdtdh wp14">
+<w:hdr xmlns:wpc="http://schemas.microsoft.com/office/word/2010/wordprocessingCanvas" xmlns:cx="http://schemas.microsoft.com/office/drawing/2014/chartex" xmlns:cx1="http://schemas.microsoft.com/office/drawing/2015/9/8/chartex" xmlns:cx2="http://schemas.microsoft.com/office/drawing/2015/10/21/chartex" xmlns:cx3="http://schemas.microsoft.com/office/drawing/2016/5/9/chartex" xmlns:cx4="http://schemas.microsoft.com/office/drawing/2016/5/10/chartex" xmlns:cx5="http://schemas.microsoft.com/office/drawing/2016/5/11/chartex" xmlns:cx6="http://schemas.microsoft.com/office/drawing/2016/5/12/chartex" xmlns:cx7="http://schemas.microsoft.com/office/drawing/2016/5/13/chartex" xmlns:cx8="http://schemas.microsoft.com/office/drawing/2016/5/14/chartex" xmlns:mc="http://schemas.openxmlformats.org/markup-compatibility/2006" xmlns:aink="http://schemas.microsoft.com/office/drawing/2016/ink" xmlns:am3d="http://schemas.microsoft.com/office/drawing/2017/model3d" xmlns:o="urn:schemas-microsoft-com:office:office" xmlns:oel="http://schemas.microsoft.com/office/2019/extlst" xmlns:r="http://schemas.openxmlformats.org/officeDocument/2006/relationships" xmlns:m="http://schemas.openxmlformats.org/officeDocument/2006/math" xmlns:v="urn:schemas-microsoft-com:vml" xmlns:wp14="http://schemas.microsoft.com/office/word/2010/wordprocessingDrawing" xmlns:wp="http://schemas.openxmlformats.org/drawingml/2006/wordprocessingDrawing" xmlns:w10="urn:schemas-microsoft-com:office:word" xmlns:w="http://schemas.openxmlformats.org/wordprocessingml/2006/main" xmlns:w14="http://schemas.microsoft.com/office/word/2010/wordml" xmlns:w15="http://schemas.microsoft.com/office/word/2012/wordml" xmlns:w16cex="http://schemas.microsoft.com/office/word/2018/wordml/cex" xmlns:w16cid="http://schemas.microsoft.com/office/word/2016/wordml/cid" xmlns:w16="http://schemas.microsoft.com/office/word/2018/wordml" xmlns:w16du="http://schemas.microsoft.com/office/word/2023/wordml/word16du" xmlns:w16sdtdh="http://schemas.microsoft.com/office/word/2020/wordml/sdtdatahash" xmlns:w16sdtfl="http://schemas.microsoft.com/office/word/2024/wordml/sdtformatlock" xmlns:w16se="http://schemas.microsoft.com/office/word/2015/wordml/symex" xmlns:wpg="http://schemas.microsoft.com/office/word/2010/wordprocessingGroup" xmlns:wpi="http://schemas.microsoft.com/office/word/2010/wordprocessingInk" xmlns:wne="http://schemas.microsoft.com/office/word/2006/wordml" xmlns:wps="http://schemas.microsoft.com/office/word/2010/wordprocessingShape" mc:Ignorable="w14 w15 w16se w16cid w16 w16cex w16sdtdh w16sdtfl w16du wp14">
   <w:sdt>
     <w:sdtPr>
       <w:alias w:val="Título"/>
@@ -1860,8 +2224,29 @@
           <w:pStyle w:val="PageHead"/>
         </w:pPr>
         <w:r>
-          <w:t>Configurar enrutamiento entre VLANS usando Router-on-a-Stick</w:t>
+          <w:t xml:space="preserve">Configurar enrutamiento entre VLANS usando </w:t>
         </w:r>
+        <w:proofErr w:type="spellStart"/>
+        <w:r>
+          <w:t>Router</w:t>
+        </w:r>
+        <w:proofErr w:type="spellEnd"/>
+        <w:r>
+          <w:t>-</w:t>
+        </w:r>
+        <w:proofErr w:type="spellStart"/>
+        <w:r>
+          <w:t>on</w:t>
+        </w:r>
+        <w:proofErr w:type="spellEnd"/>
+        <w:r>
+          <w:t>-a-</w:t>
+        </w:r>
+        <w:proofErr w:type="spellStart"/>
+        <w:r>
+          <w:t>Stick</w:t>
+        </w:r>
+        <w:proofErr w:type="spellEnd"/>
       </w:p>
     </w:sdtContent>
   </w:sdt>
@@ -1869,7 +2254,7 @@
 </file>
 
 <file path=word/header2.xml><?xml version="1.0" encoding="utf-8"?>
-<w:hdr xmlns:wpc="http://schemas.microsoft.com/office/word/2010/wordprocessingCanvas" xmlns:cx="http://schemas.microsoft.com/office/drawing/2014/chartex" xmlns:cx1="http://schemas.microsoft.com/office/drawing/2015/9/8/chartex" xmlns:cx2="http://schemas.microsoft.com/office/drawing/2015/10/21/chartex" xmlns:cx3="http://schemas.microsoft.com/office/drawing/2016/5/9/chartex" xmlns:cx4="http://schemas.microsoft.com/office/drawing/2016/5/10/chartex" xmlns:cx5="http://schemas.microsoft.com/office/drawing/2016/5/11/chartex" xmlns:cx6="http://schemas.microsoft.com/office/drawing/2016/5/12/chartex" xmlns:cx7="http://schemas.microsoft.com/office/drawing/2016/5/13/chartex" xmlns:cx8="http://schemas.microsoft.com/office/drawing/2016/5/14/chartex" xmlns:mc="http://schemas.openxmlformats.org/markup-compatibility/2006" xmlns:aink="http://schemas.microsoft.com/office/drawing/2016/ink" xmlns:am3d="http://schemas.microsoft.com/office/drawing/2017/model3d" xmlns:o="urn:schemas-microsoft-com:office:office" xmlns:oel="http://schemas.microsoft.com/office/2019/extlst" xmlns:r="http://schemas.openxmlformats.org/officeDocument/2006/relationships" xmlns:m="http://schemas.openxmlformats.org/officeDocument/2006/math" xmlns:v="urn:schemas-microsoft-com:vml" xmlns:wp14="http://schemas.microsoft.com/office/word/2010/wordprocessingDrawing" xmlns:wp="http://schemas.openxmlformats.org/drawingml/2006/wordprocessingDrawing" xmlns:w10="urn:schemas-microsoft-com:office:word" xmlns:w="http://schemas.openxmlformats.org/wordprocessingml/2006/main" xmlns:w14="http://schemas.microsoft.com/office/word/2010/wordml" xmlns:w15="http://schemas.microsoft.com/office/word/2012/wordml" xmlns:w16cex="http://schemas.microsoft.com/office/word/2018/wordml/cex" xmlns:w16cid="http://schemas.microsoft.com/office/word/2016/wordml/cid" xmlns:w16="http://schemas.microsoft.com/office/word/2018/wordml" xmlns:w16sdtdh="http://schemas.microsoft.com/office/word/2020/wordml/sdtdatahash" xmlns:w16se="http://schemas.microsoft.com/office/word/2015/wordml/symex" xmlns:wpg="http://schemas.microsoft.com/office/word/2010/wordprocessingGroup" xmlns:wpi="http://schemas.microsoft.com/office/word/2010/wordprocessingInk" xmlns:wne="http://schemas.microsoft.com/office/word/2006/wordml" xmlns:wps="http://schemas.microsoft.com/office/word/2010/wordprocessingShape" mc:Ignorable="w14 w15 w16se w16cid w16 w16cex w16sdtdh wp14">
+<w:hdr xmlns:wpc="http://schemas.microsoft.com/office/word/2010/wordprocessingCanvas" xmlns:cx="http://schemas.microsoft.com/office/drawing/2014/chartex" xmlns:cx1="http://schemas.microsoft.com/office/drawing/2015/9/8/chartex" xmlns:cx2="http://schemas.microsoft.com/office/drawing/2015/10/21/chartex" xmlns:cx3="http://schemas.microsoft.com/office/drawing/2016/5/9/chartex" xmlns:cx4="http://schemas.microsoft.com/office/drawing/2016/5/10/chartex" xmlns:cx5="http://schemas.microsoft.com/office/drawing/2016/5/11/chartex" xmlns:cx6="http://schemas.microsoft.com/office/drawing/2016/5/12/chartex" xmlns:cx7="http://schemas.microsoft.com/office/drawing/2016/5/13/chartex" xmlns:cx8="http://schemas.microsoft.com/office/drawing/2016/5/14/chartex" xmlns:mc="http://schemas.openxmlformats.org/markup-compatibility/2006" xmlns:aink="http://schemas.microsoft.com/office/drawing/2016/ink" xmlns:am3d="http://schemas.microsoft.com/office/drawing/2017/model3d" xmlns:o="urn:schemas-microsoft-com:office:office" xmlns:oel="http://schemas.microsoft.com/office/2019/extlst" xmlns:r="http://schemas.openxmlformats.org/officeDocument/2006/relationships" xmlns:m="http://schemas.openxmlformats.org/officeDocument/2006/math" xmlns:v="urn:schemas-microsoft-com:vml" xmlns:wp14="http://schemas.microsoft.com/office/word/2010/wordprocessingDrawing" xmlns:wp="http://schemas.openxmlformats.org/drawingml/2006/wordprocessingDrawing" xmlns:w10="urn:schemas-microsoft-com:office:word" xmlns:w="http://schemas.openxmlformats.org/wordprocessingml/2006/main" xmlns:w14="http://schemas.microsoft.com/office/word/2010/wordml" xmlns:w15="http://schemas.microsoft.com/office/word/2012/wordml" xmlns:w16cex="http://schemas.microsoft.com/office/word/2018/wordml/cex" xmlns:w16cid="http://schemas.microsoft.com/office/word/2016/wordml/cid" xmlns:w16="http://schemas.microsoft.com/office/word/2018/wordml" xmlns:w16du="http://schemas.microsoft.com/office/word/2023/wordml/word16du" xmlns:w16sdtdh="http://schemas.microsoft.com/office/word/2020/wordml/sdtdatahash" xmlns:w16sdtfl="http://schemas.microsoft.com/office/word/2024/wordml/sdtformatlock" xmlns:w16se="http://schemas.microsoft.com/office/word/2015/wordml/symex" xmlns:wpg="http://schemas.microsoft.com/office/word/2010/wordprocessingGroup" xmlns:wpi="http://schemas.microsoft.com/office/word/2010/wordprocessingInk" xmlns:wne="http://schemas.microsoft.com/office/word/2006/wordml" xmlns:wps="http://schemas.microsoft.com/office/word/2010/wordprocessingShape" mc:Ignorable="w14 w15 w16se w16cid w16 w16cex w16sdtdh w16sdtfl w16du wp14">
   <w:p>
     <w:pPr>
       <w:ind w:left="-288"/>
@@ -1932,7 +2317,7 @@
 </file>
 
 <file path=word/numbering.xml><?xml version="1.0" encoding="utf-8"?>
-<w:numbering xmlns:wpc="http://schemas.microsoft.com/office/word/2010/wordprocessingCanvas" xmlns:cx="http://schemas.microsoft.com/office/drawing/2014/chartex" xmlns:cx1="http://schemas.microsoft.com/office/drawing/2015/9/8/chartex" xmlns:cx2="http://schemas.microsoft.com/office/drawing/2015/10/21/chartex" xmlns:cx3="http://schemas.microsoft.com/office/drawing/2016/5/9/chartex" xmlns:cx4="http://schemas.microsoft.com/office/drawing/2016/5/10/chartex" xmlns:cx5="http://schemas.microsoft.com/office/drawing/2016/5/11/chartex" xmlns:cx6="http://schemas.microsoft.com/office/drawing/2016/5/12/chartex" xmlns:cx7="http://schemas.microsoft.com/office/drawing/2016/5/13/chartex" xmlns:cx8="http://schemas.microsoft.com/office/drawing/2016/5/14/chartex" xmlns:mc="http://schemas.openxmlformats.org/markup-compatibility/2006" xmlns:aink="http://schemas.microsoft.com/office/drawing/2016/ink" xmlns:am3d="http://schemas.microsoft.com/office/drawing/2017/model3d" xmlns:o="urn:schemas-microsoft-com:office:office" xmlns:oel="http://schemas.microsoft.com/office/2019/extlst" xmlns:r="http://schemas.openxmlformats.org/officeDocument/2006/relationships" xmlns:m="http://schemas.openxmlformats.org/officeDocument/2006/math" xmlns:v="urn:schemas-microsoft-com:vml" xmlns:wp14="http://schemas.microsoft.com/office/word/2010/wordprocessingDrawing" xmlns:wp="http://schemas.openxmlformats.org/drawingml/2006/wordprocessingDrawing" xmlns:w10="urn:schemas-microsoft-com:office:word" xmlns:w="http://schemas.openxmlformats.org/wordprocessingml/2006/main" xmlns:w14="http://schemas.microsoft.com/office/word/2010/wordml" xmlns:w15="http://schemas.microsoft.com/office/word/2012/wordml" xmlns:w16cex="http://schemas.microsoft.com/office/word/2018/wordml/cex" xmlns:w16cid="http://schemas.microsoft.com/office/word/2016/wordml/cid" xmlns:w16="http://schemas.microsoft.com/office/word/2018/wordml" xmlns:w16sdtdh="http://schemas.microsoft.com/office/word/2020/wordml/sdtdatahash" xmlns:w16se="http://schemas.microsoft.com/office/word/2015/wordml/symex" xmlns:wpg="http://schemas.microsoft.com/office/word/2010/wordprocessingGroup" xmlns:wpi="http://schemas.microsoft.com/office/word/2010/wordprocessingInk" xmlns:wne="http://schemas.microsoft.com/office/word/2006/wordml" xmlns:wps="http://schemas.microsoft.com/office/word/2010/wordprocessingShape" mc:Ignorable="w14 w15 w16se w16cid w16 w16cex w16sdtdh wp14">
+<w:numbering xmlns:wpc="http://schemas.microsoft.com/office/word/2010/wordprocessingCanvas" xmlns:cx="http://schemas.microsoft.com/office/drawing/2014/chartex" xmlns:cx1="http://schemas.microsoft.com/office/drawing/2015/9/8/chartex" xmlns:cx2="http://schemas.microsoft.com/office/drawing/2015/10/21/chartex" xmlns:cx3="http://schemas.microsoft.com/office/drawing/2016/5/9/chartex" xmlns:cx4="http://schemas.microsoft.com/office/drawing/2016/5/10/chartex" xmlns:cx5="http://schemas.microsoft.com/office/drawing/2016/5/11/chartex" xmlns:cx6="http://schemas.microsoft.com/office/drawing/2016/5/12/chartex" xmlns:cx7="http://schemas.microsoft.com/office/drawing/2016/5/13/chartex" xmlns:cx8="http://schemas.microsoft.com/office/drawing/2016/5/14/chartex" xmlns:mc="http://schemas.openxmlformats.org/markup-compatibility/2006" xmlns:aink="http://schemas.microsoft.com/office/drawing/2016/ink" xmlns:am3d="http://schemas.microsoft.com/office/drawing/2017/model3d" xmlns:o="urn:schemas-microsoft-com:office:office" xmlns:oel="http://schemas.microsoft.com/office/2019/extlst" xmlns:r="http://schemas.openxmlformats.org/officeDocument/2006/relationships" xmlns:m="http://schemas.openxmlformats.org/officeDocument/2006/math" xmlns:v="urn:schemas-microsoft-com:vml" xmlns:wp14="http://schemas.microsoft.com/office/word/2010/wordprocessingDrawing" xmlns:wp="http://schemas.openxmlformats.org/drawingml/2006/wordprocessingDrawing" xmlns:w10="urn:schemas-microsoft-com:office:word" xmlns:w="http://schemas.openxmlformats.org/wordprocessingml/2006/main" xmlns:w14="http://schemas.microsoft.com/office/word/2010/wordml" xmlns:w15="http://schemas.microsoft.com/office/word/2012/wordml" xmlns:w16cex="http://schemas.microsoft.com/office/word/2018/wordml/cex" xmlns:w16cid="http://schemas.microsoft.com/office/word/2016/wordml/cid" xmlns:w16="http://schemas.microsoft.com/office/word/2018/wordml" xmlns:w16du="http://schemas.microsoft.com/office/word/2023/wordml/word16du" xmlns:w16sdtdh="http://schemas.microsoft.com/office/word/2020/wordml/sdtdatahash" xmlns:w16sdtfl="http://schemas.microsoft.com/office/word/2024/wordml/sdtformatlock" xmlns:w16se="http://schemas.microsoft.com/office/word/2015/wordml/symex" xmlns:wpg="http://schemas.microsoft.com/office/word/2010/wordprocessingGroup" xmlns:wpi="http://schemas.microsoft.com/office/word/2010/wordprocessingInk" xmlns:wne="http://schemas.microsoft.com/office/word/2006/wordml" xmlns:wps="http://schemas.microsoft.com/office/word/2010/wordprocessingShape" mc:Ignorable="w14 w15 w16se w16cid w16 w16cex w16sdtdh w16sdtfl w16du wp14">
   <w:abstractNum w:abstractNumId="0" w15:restartNumberingAfterBreak="0">
     <w:nsid w:val="04B70C52"/>
     <w:multiLevelType w:val="hybridMultilevel"/>
@@ -2295,7 +2680,7 @@
     <w:lvl w:ilvl="0">
       <w:start w:val="1"/>
       <w:numFmt w:val="none"/>
-      <w:pStyle w:val="Ttulo1"/>
+      <w:pStyle w:val="Heading1"/>
       <w:suff w:val="nothing"/>
       <w:lvlText w:val=""/>
       <w:lvlJc w:val="left"/>
@@ -2309,7 +2694,7 @@
     <w:lvl w:ilvl="1">
       <w:start w:val="1"/>
       <w:numFmt w:val="decimal"/>
-      <w:pStyle w:val="Ttulo2"/>
+      <w:pStyle w:val="Heading2"/>
       <w:suff w:val="space"/>
       <w:lvlText w:val="Parte %2:"/>
       <w:lvlJc w:val="left"/>
@@ -2323,7 +2708,7 @@
     <w:lvl w:ilvl="2">
       <w:start w:val="1"/>
       <w:numFmt w:val="decimal"/>
-      <w:pStyle w:val="Ttulo3"/>
+      <w:pStyle w:val="Heading3"/>
       <w:suff w:val="space"/>
       <w:lvlText w:val="Paso %3:"/>
       <w:lvlJc w:val="left"/>
@@ -2540,6 +2925,119 @@
     </w:lvl>
   </w:abstractNum>
   <w:abstractNum w:abstractNumId="5" w15:restartNumberingAfterBreak="0">
+    <w:nsid w:val="46295E26"/>
+    <w:multiLevelType w:val="hybridMultilevel"/>
+    <w:tmpl w:val="2966A222"/>
+    <w:lvl w:ilvl="0" w:tplc="080A0001">
+      <w:start w:val="1"/>
+      <w:numFmt w:val="bullet"/>
+      <w:lvlText w:val=""/>
+      <w:lvlJc w:val="left"/>
+      <w:pPr>
+        <w:ind w:left="1080" w:hanging="360"/>
+      </w:pPr>
+      <w:rPr>
+        <w:rFonts w:ascii="Symbol" w:hAnsi="Symbol" w:hint="default"/>
+      </w:rPr>
+    </w:lvl>
+    <w:lvl w:ilvl="1" w:tplc="080A0003" w:tentative="1">
+      <w:start w:val="1"/>
+      <w:numFmt w:val="bullet"/>
+      <w:lvlText w:val="o"/>
+      <w:lvlJc w:val="left"/>
+      <w:pPr>
+        <w:ind w:left="1800" w:hanging="360"/>
+      </w:pPr>
+      <w:rPr>
+        <w:rFonts w:ascii="Courier New" w:hAnsi="Courier New" w:cs="Courier New" w:hint="default"/>
+      </w:rPr>
+    </w:lvl>
+    <w:lvl w:ilvl="2" w:tplc="080A0005" w:tentative="1">
+      <w:start w:val="1"/>
+      <w:numFmt w:val="bullet"/>
+      <w:lvlText w:val=""/>
+      <w:lvlJc w:val="left"/>
+      <w:pPr>
+        <w:ind w:left="2520" w:hanging="360"/>
+      </w:pPr>
+      <w:rPr>
+        <w:rFonts w:ascii="Wingdings" w:hAnsi="Wingdings" w:hint="default"/>
+      </w:rPr>
+    </w:lvl>
+    <w:lvl w:ilvl="3" w:tplc="080A0001" w:tentative="1">
+      <w:start w:val="1"/>
+      <w:numFmt w:val="bullet"/>
+      <w:lvlText w:val=""/>
+      <w:lvlJc w:val="left"/>
+      <w:pPr>
+        <w:ind w:left="3240" w:hanging="360"/>
+      </w:pPr>
+      <w:rPr>
+        <w:rFonts w:ascii="Symbol" w:hAnsi="Symbol" w:hint="default"/>
+      </w:rPr>
+    </w:lvl>
+    <w:lvl w:ilvl="4" w:tplc="080A0003" w:tentative="1">
+      <w:start w:val="1"/>
+      <w:numFmt w:val="bullet"/>
+      <w:lvlText w:val="o"/>
+      <w:lvlJc w:val="left"/>
+      <w:pPr>
+        <w:ind w:left="3960" w:hanging="360"/>
+      </w:pPr>
+      <w:rPr>
+        <w:rFonts w:ascii="Courier New" w:hAnsi="Courier New" w:cs="Courier New" w:hint="default"/>
+      </w:rPr>
+    </w:lvl>
+    <w:lvl w:ilvl="5" w:tplc="080A0005" w:tentative="1">
+      <w:start w:val="1"/>
+      <w:numFmt w:val="bullet"/>
+      <w:lvlText w:val=""/>
+      <w:lvlJc w:val="left"/>
+      <w:pPr>
+        <w:ind w:left="4680" w:hanging="360"/>
+      </w:pPr>
+      <w:rPr>
+        <w:rFonts w:ascii="Wingdings" w:hAnsi="Wingdings" w:hint="default"/>
+      </w:rPr>
+    </w:lvl>
+    <w:lvl w:ilvl="6" w:tplc="080A0001" w:tentative="1">
+      <w:start w:val="1"/>
+      <w:numFmt w:val="bullet"/>
+      <w:lvlText w:val=""/>
+      <w:lvlJc w:val="left"/>
+      <w:pPr>
+        <w:ind w:left="5400" w:hanging="360"/>
+      </w:pPr>
+      <w:rPr>
+        <w:rFonts w:ascii="Symbol" w:hAnsi="Symbol" w:hint="default"/>
+      </w:rPr>
+    </w:lvl>
+    <w:lvl w:ilvl="7" w:tplc="080A0003" w:tentative="1">
+      <w:start w:val="1"/>
+      <w:numFmt w:val="bullet"/>
+      <w:lvlText w:val="o"/>
+      <w:lvlJc w:val="left"/>
+      <w:pPr>
+        <w:ind w:left="6120" w:hanging="360"/>
+      </w:pPr>
+      <w:rPr>
+        <w:rFonts w:ascii="Courier New" w:hAnsi="Courier New" w:cs="Courier New" w:hint="default"/>
+      </w:rPr>
+    </w:lvl>
+    <w:lvl w:ilvl="8" w:tplc="080A0005" w:tentative="1">
+      <w:start w:val="1"/>
+      <w:numFmt w:val="bullet"/>
+      <w:lvlText w:val=""/>
+      <w:lvlJc w:val="left"/>
+      <w:pPr>
+        <w:ind w:left="6840" w:hanging="360"/>
+      </w:pPr>
+      <w:rPr>
+        <w:rFonts w:ascii="Wingdings" w:hAnsi="Wingdings" w:hint="default"/>
+      </w:rPr>
+    </w:lvl>
+  </w:abstractNum>
+  <w:abstractNum w:abstractNumId="6" w15:restartNumberingAfterBreak="0">
     <w:nsid w:val="4BF23836"/>
     <w:multiLevelType w:val="multilevel"/>
     <w:tmpl w:val="3710D46E"/>
@@ -2671,7 +3169,7 @@
       </w:rPr>
     </w:lvl>
   </w:abstractNum>
-  <w:abstractNum w:abstractNumId="6" w15:restartNumberingAfterBreak="0">
+  <w:abstractNum w:abstractNumId="7" w15:restartNumberingAfterBreak="0">
     <w:nsid w:val="5CDE01D4"/>
     <w:multiLevelType w:val="multilevel"/>
     <w:tmpl w:val="9A74DF56"/>
@@ -2797,7 +3295,7 @@
     </w:lvl>
   </w:abstractNum>
   <w:num w:numId="1" w16cid:durableId="1392925576">
-    <w:abstractNumId w:val="5"/>
+    <w:abstractNumId w:val="6"/>
   </w:num>
   <w:num w:numId="2" w16cid:durableId="1410342862">
     <w:abstractNumId w:val="3"/>
@@ -2805,7 +3303,7 @@
       <w:lvl w:ilvl="0">
         <w:start w:val="1"/>
         <w:numFmt w:val="decimal"/>
-        <w:pStyle w:val="Ttulo1"/>
+        <w:pStyle w:val="Heading1"/>
         <w:suff w:val="space"/>
         <w:lvlText w:val="Parte %1:"/>
         <w:lvlJc w:val="left"/>
@@ -2821,7 +3319,7 @@
       <w:lvl w:ilvl="1">
         <w:start w:val="1"/>
         <w:numFmt w:val="decimal"/>
-        <w:pStyle w:val="Ttulo2"/>
+        <w:pStyle w:val="Heading2"/>
         <w:suff w:val="space"/>
         <w:lvlText w:val="Tarea %2:"/>
         <w:lvlJc w:val="left"/>
@@ -2837,7 +3335,7 @@
       <w:lvl w:ilvl="2">
         <w:start w:val="1"/>
         <w:numFmt w:val="decimal"/>
-        <w:pStyle w:val="Ttulo3"/>
+        <w:pStyle w:val="Heading3"/>
         <w:suff w:val="space"/>
         <w:lvlText w:val="Paso %3:"/>
         <w:lvlJc w:val="left"/>
@@ -2953,7 +3451,7 @@
       <w:lvl w:ilvl="0">
         <w:start w:val="1"/>
         <w:numFmt w:val="decimal"/>
-        <w:pStyle w:val="Ttulo1"/>
+        <w:pStyle w:val="Heading1"/>
         <w:suff w:val="space"/>
         <w:lvlText w:val="Parte %1:"/>
         <w:lvlJc w:val="left"/>
@@ -2970,7 +3468,7 @@
       <w:lvl w:ilvl="1">
         <w:start w:val="1"/>
         <w:numFmt w:val="decimal"/>
-        <w:pStyle w:val="Ttulo2"/>
+        <w:pStyle w:val="Heading2"/>
         <w:suff w:val="space"/>
         <w:lvlText w:val="Tarea %2:"/>
         <w:lvlJc w:val="left"/>
@@ -2987,7 +3485,7 @@
       <w:lvl w:ilvl="2">
         <w:start w:val="1"/>
         <w:numFmt w:val="decimal"/>
-        <w:pStyle w:val="Ttulo3"/>
+        <w:pStyle w:val="Heading3"/>
         <w:suff w:val="space"/>
         <w:lvlText w:val="Paso %3:"/>
         <w:lvlJc w:val="left"/>
@@ -3132,14 +3630,17 @@
     <w:abstractNumId w:val="3"/>
   </w:num>
   <w:num w:numId="10" w16cid:durableId="138084749">
-    <w:abstractNumId w:val="6"/>
+    <w:abstractNumId w:val="7"/>
+  </w:num>
+  <w:num w:numId="11" w16cid:durableId="103158686">
+    <w:abstractNumId w:val="5"/>
   </w:num>
   <w:numIdMacAtCleanup w:val="4"/>
 </w:numbering>
 </file>
 
 <file path=word/styles.xml><?xml version="1.0" encoding="utf-8"?>
-<w:styles xmlns:mc="http://schemas.openxmlformats.org/markup-compatibility/2006" xmlns:r="http://schemas.openxmlformats.org/officeDocument/2006/relationships" xmlns:w="http://schemas.openxmlformats.org/wordprocessingml/2006/main" xmlns:w14="http://schemas.microsoft.com/office/word/2010/wordml" xmlns:w15="http://schemas.microsoft.com/office/word/2012/wordml" xmlns:w16cex="http://schemas.microsoft.com/office/word/2018/wordml/cex" xmlns:w16cid="http://schemas.microsoft.com/office/word/2016/wordml/cid" xmlns:w16="http://schemas.microsoft.com/office/word/2018/wordml" xmlns:w16sdtdh="http://schemas.microsoft.com/office/word/2020/wordml/sdtdatahash" xmlns:w16se="http://schemas.microsoft.com/office/word/2015/wordml/symex" mc:Ignorable="w14 w15 w16se w16cid w16 w16cex w16sdtdh">
+<w:styles xmlns:mc="http://schemas.openxmlformats.org/markup-compatibility/2006" xmlns:r="http://schemas.openxmlformats.org/officeDocument/2006/relationships" xmlns:w="http://schemas.openxmlformats.org/wordprocessingml/2006/main" xmlns:w14="http://schemas.microsoft.com/office/word/2010/wordml" xmlns:w15="http://schemas.microsoft.com/office/word/2012/wordml" xmlns:w16cex="http://schemas.microsoft.com/office/word/2018/wordml/cex" xmlns:w16cid="http://schemas.microsoft.com/office/word/2016/wordml/cid" xmlns:w16="http://schemas.microsoft.com/office/word/2018/wordml" xmlns:w16du="http://schemas.microsoft.com/office/word/2023/wordml/word16du" xmlns:w16sdtdh="http://schemas.microsoft.com/office/word/2020/wordml/sdtdatahash" xmlns:w16sdtfl="http://schemas.microsoft.com/office/word/2024/wordml/sdtformatlock" xmlns:w16se="http://schemas.microsoft.com/office/word/2015/wordml/symex" mc:Ignorable="w14 w15 w16se w16cid w16 w16cex w16sdtdh w16sdtfl w16du">
   <w:docDefaults>
     <w:rPrDefault>
       <w:rPr>
@@ -3540,11 +4041,11 @@
       <w:szCs w:val="22"/>
     </w:rPr>
   </w:style>
-  <w:style w:type="paragraph" w:styleId="Ttulo1">
+  <w:style w:type="paragraph" w:styleId="Heading1">
     <w:name w:val="heading 1"/>
     <w:basedOn w:val="Normal"/>
     <w:next w:val="BodyTextL25"/>
-    <w:link w:val="Ttulo1Car"/>
+    <w:link w:val="Heading1Char"/>
     <w:autoRedefine/>
     <w:uiPriority w:val="9"/>
     <w:unhideWhenUsed/>
@@ -3567,11 +4068,11 @@
       <w:szCs w:val="26"/>
     </w:rPr>
   </w:style>
-  <w:style w:type="paragraph" w:styleId="Ttulo2">
+  <w:style w:type="paragraph" w:styleId="Heading2">
     <w:name w:val="heading 2"/>
     <w:basedOn w:val="Normal"/>
     <w:next w:val="BodyTextL25"/>
-    <w:link w:val="Ttulo2Car"/>
+    <w:link w:val="Heading2Char"/>
     <w:uiPriority w:val="9"/>
     <w:unhideWhenUsed/>
     <w:qFormat/>
@@ -3593,11 +4094,11 @@
       <w:szCs w:val="26"/>
     </w:rPr>
   </w:style>
-  <w:style w:type="paragraph" w:styleId="Ttulo3">
+  <w:style w:type="paragraph" w:styleId="Heading3">
     <w:name w:val="heading 3"/>
     <w:basedOn w:val="Normal"/>
     <w:next w:val="Normal"/>
-    <w:link w:val="Ttulo3Car"/>
+    <w:link w:val="Heading3Char"/>
     <w:unhideWhenUsed/>
     <w:qFormat/>
     <w:rsid w:val="00CA1372"/>
@@ -3617,11 +4118,11 @@
       <w:szCs w:val="26"/>
     </w:rPr>
   </w:style>
-  <w:style w:type="paragraph" w:styleId="Ttulo4">
+  <w:style w:type="paragraph" w:styleId="Heading4">
     <w:name w:val="heading 4"/>
     <w:basedOn w:val="BodyTextL25"/>
     <w:next w:val="BodyTextL25"/>
-    <w:link w:val="Ttulo4Car"/>
+    <w:link w:val="Heading4Char"/>
     <w:unhideWhenUsed/>
     <w:qFormat/>
     <w:rsid w:val="00251CDA"/>
@@ -3639,11 +4140,11 @@
       <w:szCs w:val="28"/>
     </w:rPr>
   </w:style>
-  <w:style w:type="paragraph" w:styleId="Ttulo5">
+  <w:style w:type="paragraph" w:styleId="Heading5">
     <w:name w:val="heading 5"/>
     <w:basedOn w:val="Normal"/>
     <w:next w:val="Normal"/>
-    <w:link w:val="Ttulo5Car"/>
+    <w:link w:val="Heading5Char"/>
     <w:semiHidden/>
     <w:unhideWhenUsed/>
     <w:qFormat/>
@@ -3662,11 +4163,11 @@
       <w:szCs w:val="26"/>
     </w:rPr>
   </w:style>
-  <w:style w:type="paragraph" w:styleId="Ttulo6">
+  <w:style w:type="paragraph" w:styleId="Heading6">
     <w:name w:val="heading 6"/>
     <w:basedOn w:val="Normal"/>
     <w:next w:val="Normal"/>
-    <w:link w:val="Ttulo6Car"/>
+    <w:link w:val="Heading6Char"/>
     <w:semiHidden/>
     <w:unhideWhenUsed/>
     <w:qFormat/>
@@ -3681,11 +4182,11 @@
       <w:bCs/>
     </w:rPr>
   </w:style>
-  <w:style w:type="paragraph" w:styleId="Ttulo7">
+  <w:style w:type="paragraph" w:styleId="Heading7">
     <w:name w:val="heading 7"/>
     <w:basedOn w:val="Normal"/>
     <w:next w:val="Normal"/>
-    <w:link w:val="Ttulo7Car"/>
+    <w:link w:val="Heading7Char"/>
     <w:semiHidden/>
     <w:unhideWhenUsed/>
     <w:qFormat/>
@@ -3700,11 +4201,11 @@
       <w:szCs w:val="24"/>
     </w:rPr>
   </w:style>
-  <w:style w:type="paragraph" w:styleId="Ttulo8">
+  <w:style w:type="paragraph" w:styleId="Heading8">
     <w:name w:val="heading 8"/>
     <w:basedOn w:val="Normal"/>
     <w:next w:val="Normal"/>
-    <w:link w:val="Ttulo8Car"/>
+    <w:link w:val="Heading8Char"/>
     <w:semiHidden/>
     <w:unhideWhenUsed/>
     <w:qFormat/>
@@ -3721,11 +4222,11 @@
       <w:szCs w:val="24"/>
     </w:rPr>
   </w:style>
-  <w:style w:type="paragraph" w:styleId="Ttulo9">
+  <w:style w:type="paragraph" w:styleId="Heading9">
     <w:name w:val="heading 9"/>
     <w:basedOn w:val="Normal"/>
     <w:next w:val="Normal"/>
-    <w:link w:val="Ttulo9Car"/>
+    <w:link w:val="Heading9Char"/>
     <w:semiHidden/>
     <w:unhideWhenUsed/>
     <w:qFormat/>
@@ -3738,13 +4239,13 @@
       <w:rFonts w:eastAsia="Times New Roman" w:cs="Arial"/>
     </w:rPr>
   </w:style>
-  <w:style w:type="character" w:default="1" w:styleId="Fuentedeprrafopredeter">
+  <w:style w:type="character" w:default="1" w:styleId="DefaultParagraphFont">
     <w:name w:val="Default Paragraph Font"/>
     <w:uiPriority w:val="1"/>
     <w:semiHidden/>
     <w:unhideWhenUsed/>
   </w:style>
-  <w:style w:type="table" w:default="1" w:styleId="Tablanormal">
+  <w:style w:type="table" w:default="1" w:styleId="TableNormal">
     <w:name w:val="Normal Table"/>
     <w:uiPriority w:val="99"/>
     <w:semiHidden/>
@@ -3759,15 +4260,15 @@
       </w:tblCellMar>
     </w:tblPr>
   </w:style>
-  <w:style w:type="numbering" w:default="1" w:styleId="Sinlista">
+  <w:style w:type="numbering" w:default="1" w:styleId="NoList">
     <w:name w:val="No List"/>
     <w:uiPriority w:val="99"/>
     <w:semiHidden/>
     <w:unhideWhenUsed/>
   </w:style>
-  <w:style w:type="character" w:customStyle="1" w:styleId="Ttulo1Car">
-    <w:name w:val="Título 1 Car"/>
-    <w:link w:val="Ttulo1"/>
+  <w:style w:type="character" w:customStyle="1" w:styleId="Heading1Char">
+    <w:name w:val="Heading 1 Char"/>
+    <w:link w:val="Heading1"/>
     <w:uiPriority w:val="9"/>
     <w:rsid w:val="00D531D0"/>
     <w:rPr>
@@ -3778,9 +4279,9 @@
       <w:szCs w:val="26"/>
     </w:rPr>
   </w:style>
-  <w:style w:type="character" w:customStyle="1" w:styleId="Ttulo2Car">
-    <w:name w:val="Título 2 Car"/>
-    <w:link w:val="Ttulo2"/>
+  <w:style w:type="character" w:customStyle="1" w:styleId="Heading2Char">
+    <w:name w:val="Heading 2 Char"/>
+    <w:link w:val="Heading2"/>
     <w:uiPriority w:val="9"/>
     <w:rsid w:val="00CC6165"/>
     <w:rPr>
@@ -3848,10 +4349,10 @@
       <w:ind w:left="720"/>
     </w:pPr>
   </w:style>
-  <w:style w:type="paragraph" w:styleId="Encabezado">
+  <w:style w:type="paragraph" w:styleId="Header">
     <w:name w:val="header"/>
     <w:basedOn w:val="Normal"/>
-    <w:link w:val="EncabezadoCar"/>
+    <w:link w:val="HeaderChar"/>
     <w:unhideWhenUsed/>
     <w:rsid w:val="008402F2"/>
     <w:pPr>
@@ -3861,20 +4362,20 @@
       </w:tabs>
     </w:pPr>
   </w:style>
-  <w:style w:type="character" w:customStyle="1" w:styleId="EncabezadoCar">
-    <w:name w:val="Encabezado Car"/>
-    <w:basedOn w:val="Fuentedeprrafopredeter"/>
-    <w:link w:val="Encabezado"/>
+  <w:style w:type="character" w:customStyle="1" w:styleId="HeaderChar">
+    <w:name w:val="Header Char"/>
+    <w:basedOn w:val="DefaultParagraphFont"/>
+    <w:link w:val="Header"/>
     <w:rsid w:val="008402F2"/>
     <w:rPr>
       <w:sz w:val="22"/>
       <w:szCs w:val="22"/>
     </w:rPr>
   </w:style>
-  <w:style w:type="paragraph" w:styleId="Piedepgina">
+  <w:style w:type="paragraph" w:styleId="Footer">
     <w:name w:val="footer"/>
     <w:basedOn w:val="Normal"/>
-    <w:link w:val="PiedepginaCar"/>
+    <w:link w:val="FooterChar"/>
     <w:autoRedefine/>
     <w:uiPriority w:val="99"/>
     <w:unhideWhenUsed/>
@@ -3891,9 +4392,9 @@
       <w:sz w:val="16"/>
     </w:rPr>
   </w:style>
-  <w:style w:type="character" w:customStyle="1" w:styleId="PiedepginaCar">
-    <w:name w:val="Pie de página Car"/>
-    <w:link w:val="Piedepgina"/>
+  <w:style w:type="character" w:customStyle="1" w:styleId="FooterChar">
+    <w:name w:val="Footer Char"/>
+    <w:link w:val="Footer"/>
     <w:uiPriority w:val="99"/>
     <w:rsid w:val="00E859E3"/>
     <w:rPr>
@@ -3901,10 +4402,10 @@
       <w:szCs w:val="22"/>
     </w:rPr>
   </w:style>
-  <w:style w:type="paragraph" w:styleId="Textodeglobo">
+  <w:style w:type="paragraph" w:styleId="BalloonText">
     <w:name w:val="Balloon Text"/>
     <w:basedOn w:val="Normal"/>
-    <w:link w:val="TextodegloboCar"/>
+    <w:link w:val="BalloonTextChar"/>
     <w:uiPriority w:val="99"/>
     <w:semiHidden/>
     <w:unhideWhenUsed/>
@@ -3918,9 +4419,9 @@
       <w:szCs w:val="16"/>
     </w:rPr>
   </w:style>
-  <w:style w:type="character" w:customStyle="1" w:styleId="TextodegloboCar">
-    <w:name w:val="Texto de globo Car"/>
-    <w:link w:val="Textodeglobo"/>
+  <w:style w:type="character" w:customStyle="1" w:styleId="BalloonTextChar">
+    <w:name w:val="Balloon Text Char"/>
+    <w:link w:val="BalloonText"/>
     <w:uiPriority w:val="99"/>
     <w:semiHidden/>
     <w:rsid w:val="0090659A"/>
@@ -3949,9 +4450,9 @@
     <w:link w:val="TableText"/>
     <w:rsid w:val="008B68E7"/>
   </w:style>
-  <w:style w:type="table" w:styleId="Tablaconcuadrcula">
+  <w:style w:type="table" w:styleId="TableGrid">
     <w:name w:val="Table Grid"/>
-    <w:basedOn w:val="Tablanormal"/>
+    <w:basedOn w:val="TableNormal"/>
     <w:uiPriority w:val="59"/>
     <w:rsid w:val="005D354A"/>
     <w:tblPr>
@@ -4018,7 +4519,7 @@
   </w:style>
   <w:style w:type="paragraph" w:customStyle="1" w:styleId="ConfigWindow">
     <w:name w:val="Config Window"/>
-    <w:basedOn w:val="Textoindependiente"/>
+    <w:basedOn w:val="BodyText"/>
     <w:next w:val="BodyTextL25"/>
     <w:qFormat/>
     <w:rsid w:val="00FF50C9"/>
@@ -4118,10 +4619,10 @@
       <w:jc w:val="center"/>
     </w:pPr>
   </w:style>
-  <w:style w:type="paragraph" w:styleId="Mapadeldocumento">
+  <w:style w:type="paragraph" w:styleId="DocumentMap">
     <w:name w:val="Document Map"/>
     <w:basedOn w:val="Normal"/>
-    <w:link w:val="MapadeldocumentoCar"/>
+    <w:link w:val="DocumentMapChar"/>
     <w:uiPriority w:val="99"/>
     <w:semiHidden/>
     <w:unhideWhenUsed/>
@@ -4135,9 +4636,9 @@
       <w:szCs w:val="16"/>
     </w:rPr>
   </w:style>
-  <w:style w:type="character" w:customStyle="1" w:styleId="MapadeldocumentoCar">
-    <w:name w:val="Mapa del documento Car"/>
-    <w:link w:val="Mapadeldocumento"/>
+  <w:style w:type="character" w:customStyle="1" w:styleId="DocumentMapChar">
+    <w:name w:val="Document Map Char"/>
+    <w:link w:val="DocumentMap"/>
     <w:uiPriority w:val="99"/>
     <w:semiHidden/>
     <w:rsid w:val="00AB758A"/>
@@ -4198,7 +4699,7 @@
   </w:style>
   <w:style w:type="table" w:customStyle="1" w:styleId="LightList-Accent11">
     <w:name w:val="Light List - Accent 11"/>
-    <w:basedOn w:val="Tablanormal"/>
+    <w:basedOn w:val="TableNormal"/>
     <w:uiPriority w:val="61"/>
     <w:rsid w:val="00915986"/>
     <w:tblPr>
@@ -4280,7 +4781,7 @@
   </w:style>
   <w:style w:type="table" w:customStyle="1" w:styleId="LabTableStyle">
     <w:name w:val="Lab_Table_Style"/>
-    <w:basedOn w:val="Tablanormal"/>
+    <w:basedOn w:val="TableNormal"/>
     <w:uiPriority w:val="99"/>
     <w:qFormat/>
     <w:rsid w:val="00E87D62"/>
@@ -4350,7 +4851,7 @@
   </w:style>
   <w:style w:type="numbering" w:customStyle="1" w:styleId="BulletList">
     <w:name w:val="Bullet_List"/>
-    <w:basedOn w:val="Sinlista"/>
+    <w:basedOn w:val="NoList"/>
     <w:uiPriority w:val="99"/>
     <w:rsid w:val="00457934"/>
     <w:pPr>
@@ -4361,7 +4862,7 @@
   </w:style>
   <w:style w:type="numbering" w:customStyle="1" w:styleId="LabList">
     <w:name w:val="Lab List"/>
-    <w:basedOn w:val="Sinlista"/>
+    <w:basedOn w:val="NoList"/>
     <w:uiPriority w:val="99"/>
     <w:rsid w:val="00CA1372"/>
     <w:pPr>
@@ -4404,10 +4905,10 @@
       <w:b/>
     </w:rPr>
   </w:style>
-  <w:style w:type="paragraph" w:styleId="HTMLconformatoprevio">
+  <w:style w:type="paragraph" w:styleId="HTMLPreformatted">
     <w:name w:val="HTML Preformatted"/>
     <w:basedOn w:val="Normal"/>
-    <w:link w:val="HTMLconformatoprevioCar"/>
+    <w:link w:val="HTMLPreformattedChar"/>
     <w:uiPriority w:val="99"/>
     <w:semiHidden/>
     <w:unhideWhenUsed/>
@@ -4439,9 +4940,9 @@
       <w:szCs w:val="20"/>
     </w:rPr>
   </w:style>
-  <w:style w:type="character" w:customStyle="1" w:styleId="HTMLconformatoprevioCar">
-    <w:name w:val="HTML con formato previo Car"/>
-    <w:link w:val="HTMLconformatoprevio"/>
+  <w:style w:type="character" w:customStyle="1" w:styleId="HTMLPreformattedChar">
+    <w:name w:val="HTML Preformatted Char"/>
+    <w:link w:val="HTMLPreformatted"/>
     <w:uiPriority w:val="99"/>
     <w:semiHidden/>
     <w:rsid w:val="00C6495E"/>
@@ -4449,7 +4950,7 @@
       <w:rFonts w:ascii="Courier New" w:eastAsia="Times New Roman" w:hAnsi="Courier New" w:cs="Courier New"/>
     </w:rPr>
   </w:style>
-  <w:style w:type="character" w:styleId="Refdecomentario">
+  <w:style w:type="character" w:styleId="CommentReference">
     <w:name w:val="annotation reference"/>
     <w:semiHidden/>
     <w:unhideWhenUsed/>
@@ -4459,10 +4960,10 @@
       <w:szCs w:val="16"/>
     </w:rPr>
   </w:style>
-  <w:style w:type="paragraph" w:styleId="Textocomentario">
+  <w:style w:type="paragraph" w:styleId="CommentText">
     <w:name w:val="annotation text"/>
     <w:basedOn w:val="Normal"/>
-    <w:link w:val="TextocomentarioCar"/>
+    <w:link w:val="CommentTextChar"/>
     <w:semiHidden/>
     <w:unhideWhenUsed/>
     <w:rsid w:val="000B2344"/>
@@ -4471,18 +4972,18 @@
       <w:szCs w:val="20"/>
     </w:rPr>
   </w:style>
-  <w:style w:type="character" w:customStyle="1" w:styleId="TextocomentarioCar">
-    <w:name w:val="Texto comentario Car"/>
-    <w:basedOn w:val="Fuentedeprrafopredeter"/>
-    <w:link w:val="Textocomentario"/>
+  <w:style w:type="character" w:customStyle="1" w:styleId="CommentTextChar">
+    <w:name w:val="Comment Text Char"/>
+    <w:basedOn w:val="DefaultParagraphFont"/>
+    <w:link w:val="CommentText"/>
     <w:semiHidden/>
     <w:rsid w:val="000B2344"/>
   </w:style>
-  <w:style w:type="paragraph" w:styleId="Asuntodelcomentario">
+  <w:style w:type="paragraph" w:styleId="CommentSubject">
     <w:name w:val="annotation subject"/>
-    <w:basedOn w:val="Textocomentario"/>
-    <w:next w:val="Textocomentario"/>
-    <w:link w:val="AsuntodelcomentarioCar"/>
+    <w:basedOn w:val="CommentText"/>
+    <w:next w:val="CommentText"/>
+    <w:link w:val="CommentSubjectChar"/>
     <w:uiPriority w:val="99"/>
     <w:semiHidden/>
     <w:unhideWhenUsed/>
@@ -4492,9 +4993,9 @@
       <w:bCs/>
     </w:rPr>
   </w:style>
-  <w:style w:type="character" w:customStyle="1" w:styleId="AsuntodelcomentarioCar">
-    <w:name w:val="Asunto del comentario Car"/>
-    <w:link w:val="Asuntodelcomentario"/>
+  <w:style w:type="character" w:customStyle="1" w:styleId="CommentSubjectChar">
+    <w:name w:val="Comment Subject Char"/>
+    <w:link w:val="CommentSubject"/>
     <w:uiPriority w:val="99"/>
     <w:semiHidden/>
     <w:rsid w:val="000B2344"/>
@@ -4518,7 +5019,7 @@
   </w:style>
   <w:style w:type="numbering" w:customStyle="1" w:styleId="SectionList">
     <w:name w:val="Section_List"/>
-    <w:basedOn w:val="Sinlista"/>
+    <w:basedOn w:val="NoList"/>
     <w:uiPriority w:val="99"/>
     <w:rsid w:val="00596998"/>
     <w:pPr>
@@ -4527,10 +5028,10 @@
       </w:numPr>
     </w:pPr>
   </w:style>
-  <w:style w:type="character" w:customStyle="1" w:styleId="Ttulo4Car">
-    <w:name w:val="Título 4 Car"/>
-    <w:basedOn w:val="Fuentedeprrafopredeter"/>
-    <w:link w:val="Ttulo4"/>
+  <w:style w:type="character" w:customStyle="1" w:styleId="Heading4Char">
+    <w:name w:val="Heading 4 Char"/>
+    <w:basedOn w:val="DefaultParagraphFont"/>
+    <w:link w:val="Heading4"/>
     <w:rsid w:val="00251CDA"/>
     <w:rPr>
       <w:rFonts w:eastAsia="Times New Roman"/>
@@ -4540,10 +5041,10 @@
       <w:szCs w:val="28"/>
     </w:rPr>
   </w:style>
-  <w:style w:type="character" w:customStyle="1" w:styleId="Ttulo5Car">
-    <w:name w:val="Título 5 Car"/>
-    <w:basedOn w:val="Fuentedeprrafopredeter"/>
-    <w:link w:val="Ttulo5"/>
+  <w:style w:type="character" w:customStyle="1" w:styleId="Heading5Char">
+    <w:name w:val="Heading 5 Char"/>
+    <w:basedOn w:val="DefaultParagraphFont"/>
+    <w:link w:val="Heading5"/>
     <w:semiHidden/>
     <w:rsid w:val="00BF76BE"/>
     <w:rPr>
@@ -4556,10 +5057,10 @@
       <w:szCs w:val="26"/>
     </w:rPr>
   </w:style>
-  <w:style w:type="character" w:customStyle="1" w:styleId="Ttulo6Car">
-    <w:name w:val="Título 6 Car"/>
-    <w:basedOn w:val="Fuentedeprrafopredeter"/>
-    <w:link w:val="Ttulo6"/>
+  <w:style w:type="character" w:customStyle="1" w:styleId="Heading6Char">
+    <w:name w:val="Heading 6 Char"/>
+    <w:basedOn w:val="DefaultParagraphFont"/>
+    <w:link w:val="Heading6"/>
     <w:semiHidden/>
     <w:rsid w:val="00BF76BE"/>
     <w:rPr>
@@ -4570,10 +5071,10 @@
       <w:szCs w:val="22"/>
     </w:rPr>
   </w:style>
-  <w:style w:type="character" w:customStyle="1" w:styleId="Ttulo7Car">
-    <w:name w:val="Título 7 Car"/>
-    <w:basedOn w:val="Fuentedeprrafopredeter"/>
-    <w:link w:val="Ttulo7"/>
+  <w:style w:type="character" w:customStyle="1" w:styleId="Heading7Char">
+    <w:name w:val="Heading 7 Char"/>
+    <w:basedOn w:val="DefaultParagraphFont"/>
+    <w:link w:val="Heading7"/>
     <w:semiHidden/>
     <w:rsid w:val="00BF76BE"/>
     <w:rPr>
@@ -4581,10 +5082,10 @@
       <w:szCs w:val="24"/>
     </w:rPr>
   </w:style>
-  <w:style w:type="character" w:customStyle="1" w:styleId="Ttulo8Car">
-    <w:name w:val="Título 8 Car"/>
-    <w:basedOn w:val="Fuentedeprrafopredeter"/>
-    <w:link w:val="Ttulo8"/>
+  <w:style w:type="character" w:customStyle="1" w:styleId="Heading8Char">
+    <w:name w:val="Heading 8 Char"/>
+    <w:basedOn w:val="DefaultParagraphFont"/>
+    <w:link w:val="Heading8"/>
     <w:semiHidden/>
     <w:rsid w:val="00BF76BE"/>
     <w:rPr>
@@ -4594,10 +5095,10 @@
       <w:szCs w:val="24"/>
     </w:rPr>
   </w:style>
-  <w:style w:type="character" w:customStyle="1" w:styleId="Ttulo9Car">
-    <w:name w:val="Título 9 Car"/>
-    <w:basedOn w:val="Fuentedeprrafopredeter"/>
-    <w:link w:val="Ttulo9"/>
+  <w:style w:type="character" w:customStyle="1" w:styleId="Heading9Char">
+    <w:name w:val="Heading 9 Char"/>
+    <w:basedOn w:val="DefaultParagraphFont"/>
+    <w:link w:val="Heading9"/>
     <w:semiHidden/>
     <w:rsid w:val="00BF76BE"/>
     <w:rPr>
@@ -4606,9 +5107,9 @@
       <w:szCs w:val="22"/>
     </w:rPr>
   </w:style>
-  <w:style w:type="character" w:customStyle="1" w:styleId="Ttulo3Car">
-    <w:name w:val="Título 3 Car"/>
-    <w:link w:val="Ttulo3"/>
+  <w:style w:type="character" w:customStyle="1" w:styleId="Heading3Char">
+    <w:name w:val="Heading 3 Char"/>
+    <w:link w:val="Heading3"/>
     <w:rsid w:val="00D531D0"/>
     <w:rPr>
       <w:rFonts w:eastAsia="Times New Roman"/>
@@ -4618,10 +5119,10 @@
       <w:szCs w:val="26"/>
     </w:rPr>
   </w:style>
-  <w:style w:type="paragraph" w:styleId="Textonotaalfinal">
+  <w:style w:type="paragraph" w:styleId="EndnoteText">
     <w:name w:val="endnote text"/>
     <w:basedOn w:val="Normal"/>
-    <w:link w:val="TextonotaalfinalCar"/>
+    <w:link w:val="EndnoteTextChar"/>
     <w:semiHidden/>
     <w:rsid w:val="00231DCA"/>
     <w:pPr>
@@ -4633,20 +5134,20 @@
       <w:szCs w:val="20"/>
     </w:rPr>
   </w:style>
-  <w:style w:type="character" w:customStyle="1" w:styleId="TextonotaalfinalCar">
-    <w:name w:val="Texto nota al final Car"/>
-    <w:basedOn w:val="Fuentedeprrafopredeter"/>
-    <w:link w:val="Textonotaalfinal"/>
+  <w:style w:type="character" w:customStyle="1" w:styleId="EndnoteTextChar">
+    <w:name w:val="Endnote Text Char"/>
+    <w:basedOn w:val="DefaultParagraphFont"/>
+    <w:link w:val="EndnoteText"/>
     <w:semiHidden/>
     <w:rsid w:val="00231DCA"/>
     <w:rPr>
       <w:rFonts w:eastAsia="Times New Roman"/>
     </w:rPr>
   </w:style>
-  <w:style w:type="paragraph" w:styleId="Textonotapie">
+  <w:style w:type="paragraph" w:styleId="FootnoteText">
     <w:name w:val="footnote text"/>
     <w:basedOn w:val="Normal"/>
-    <w:link w:val="TextonotapieCar"/>
+    <w:link w:val="FootnoteTextChar"/>
     <w:semiHidden/>
     <w:rsid w:val="00231DCA"/>
     <w:pPr>
@@ -4658,17 +5159,17 @@
       <w:szCs w:val="20"/>
     </w:rPr>
   </w:style>
-  <w:style w:type="character" w:customStyle="1" w:styleId="TextonotapieCar">
-    <w:name w:val="Texto nota pie Car"/>
-    <w:basedOn w:val="Fuentedeprrafopredeter"/>
-    <w:link w:val="Textonotapie"/>
+  <w:style w:type="character" w:customStyle="1" w:styleId="FootnoteTextChar">
+    <w:name w:val="Footnote Text Char"/>
+    <w:basedOn w:val="DefaultParagraphFont"/>
+    <w:link w:val="FootnoteText"/>
     <w:semiHidden/>
     <w:rsid w:val="00231DCA"/>
     <w:rPr>
       <w:rFonts w:eastAsia="Times New Roman"/>
     </w:rPr>
   </w:style>
-  <w:style w:type="paragraph" w:styleId="ndice1">
+  <w:style w:type="paragraph" w:styleId="Index1">
     <w:name w:val="index 1"/>
     <w:basedOn w:val="Normal"/>
     <w:next w:val="Normal"/>
@@ -4685,7 +5186,7 @@
       <w:szCs w:val="24"/>
     </w:rPr>
   </w:style>
-  <w:style w:type="paragraph" w:styleId="ndice2">
+  <w:style w:type="paragraph" w:styleId="Index2">
     <w:name w:val="index 2"/>
     <w:basedOn w:val="Normal"/>
     <w:next w:val="Normal"/>
@@ -4702,7 +5203,7 @@
       <w:szCs w:val="24"/>
     </w:rPr>
   </w:style>
-  <w:style w:type="paragraph" w:styleId="ndice3">
+  <w:style w:type="paragraph" w:styleId="Index3">
     <w:name w:val="index 3"/>
     <w:basedOn w:val="Normal"/>
     <w:next w:val="Normal"/>
@@ -4719,7 +5220,7 @@
       <w:szCs w:val="24"/>
     </w:rPr>
   </w:style>
-  <w:style w:type="paragraph" w:styleId="ndice4">
+  <w:style w:type="paragraph" w:styleId="Index4">
     <w:name w:val="index 4"/>
     <w:basedOn w:val="Normal"/>
     <w:next w:val="Normal"/>
@@ -4736,7 +5237,7 @@
       <w:szCs w:val="24"/>
     </w:rPr>
   </w:style>
-  <w:style w:type="paragraph" w:styleId="ndice5">
+  <w:style w:type="paragraph" w:styleId="Index5">
     <w:name w:val="index 5"/>
     <w:basedOn w:val="Normal"/>
     <w:next w:val="Normal"/>
@@ -4753,7 +5254,7 @@
       <w:szCs w:val="24"/>
     </w:rPr>
   </w:style>
-  <w:style w:type="paragraph" w:styleId="ndice6">
+  <w:style w:type="paragraph" w:styleId="Index6">
     <w:name w:val="index 6"/>
     <w:basedOn w:val="Normal"/>
     <w:next w:val="Normal"/>
@@ -4770,7 +5271,7 @@
       <w:szCs w:val="24"/>
     </w:rPr>
   </w:style>
-  <w:style w:type="paragraph" w:styleId="ndice7">
+  <w:style w:type="paragraph" w:styleId="Index7">
     <w:name w:val="index 7"/>
     <w:basedOn w:val="Normal"/>
     <w:next w:val="Normal"/>
@@ -4787,7 +5288,7 @@
       <w:szCs w:val="24"/>
     </w:rPr>
   </w:style>
-  <w:style w:type="paragraph" w:styleId="ndice8">
+  <w:style w:type="paragraph" w:styleId="Index8">
     <w:name w:val="index 8"/>
     <w:basedOn w:val="Normal"/>
     <w:next w:val="Normal"/>
@@ -4804,7 +5305,7 @@
       <w:szCs w:val="24"/>
     </w:rPr>
   </w:style>
-  <w:style w:type="paragraph" w:styleId="ndice9">
+  <w:style w:type="paragraph" w:styleId="Index9">
     <w:name w:val="index 9"/>
     <w:basedOn w:val="Normal"/>
     <w:next w:val="Normal"/>
@@ -4821,10 +5322,10 @@
       <w:szCs w:val="24"/>
     </w:rPr>
   </w:style>
-  <w:style w:type="paragraph" w:styleId="Ttulodendice">
+  <w:style w:type="paragraph" w:styleId="IndexHeading">
     <w:name w:val="index heading"/>
     <w:basedOn w:val="Normal"/>
-    <w:next w:val="ndice1"/>
+    <w:next w:val="Index1"/>
     <w:semiHidden/>
     <w:rsid w:val="00231DCA"/>
     <w:pPr>
@@ -4838,9 +5339,9 @@
       <w:szCs w:val="24"/>
     </w:rPr>
   </w:style>
-  <w:style w:type="paragraph" w:styleId="Textomacro">
+  <w:style w:type="paragraph" w:styleId="MacroText">
     <w:name w:val="macro"/>
-    <w:link w:val="TextomacroCar"/>
+    <w:link w:val="MacroTextChar"/>
     <w:semiHidden/>
     <w:rsid w:val="00231DCA"/>
     <w:pPr>
@@ -4860,10 +5361,10 @@
       <w:rFonts w:ascii="Courier New" w:eastAsia="Times New Roman" w:hAnsi="Courier New" w:cs="Courier New"/>
     </w:rPr>
   </w:style>
-  <w:style w:type="character" w:customStyle="1" w:styleId="TextomacroCar">
-    <w:name w:val="Texto macro Car"/>
-    <w:basedOn w:val="Fuentedeprrafopredeter"/>
-    <w:link w:val="Textomacro"/>
+  <w:style w:type="character" w:customStyle="1" w:styleId="MacroTextChar">
+    <w:name w:val="Macro Text Char"/>
+    <w:basedOn w:val="DefaultParagraphFont"/>
+    <w:link w:val="MacroText"/>
     <w:semiHidden/>
     <w:rsid w:val="00231DCA"/>
     <w:rPr>
@@ -4871,7 +5372,7 @@
       <w:lang w:val="es-419" w:eastAsia="en-US" w:bidi="ar-SA"/>
     </w:rPr>
   </w:style>
-  <w:style w:type="paragraph" w:styleId="Textoconsangra">
+  <w:style w:type="paragraph" w:styleId="TableofAuthorities">
     <w:name w:val="table of authorities"/>
     <w:basedOn w:val="Normal"/>
     <w:next w:val="Normal"/>
@@ -4887,7 +5388,7 @@
       <w:szCs w:val="24"/>
     </w:rPr>
   </w:style>
-  <w:style w:type="paragraph" w:styleId="Tabladeilustraciones">
+  <w:style w:type="paragraph" w:styleId="TableofFigures">
     <w:name w:val="table of figures"/>
     <w:basedOn w:val="Normal"/>
     <w:next w:val="Normal"/>
@@ -4903,7 +5404,7 @@
       <w:szCs w:val="24"/>
     </w:rPr>
   </w:style>
-  <w:style w:type="paragraph" w:styleId="Encabezadodelista">
+  <w:style w:type="paragraph" w:styleId="TOAHeading">
     <w:name w:val="toa heading"/>
     <w:basedOn w:val="Normal"/>
     <w:next w:val="Normal"/>
@@ -4920,7 +5421,7 @@
       <w:szCs w:val="24"/>
     </w:rPr>
   </w:style>
-  <w:style w:type="paragraph" w:styleId="TDC1">
+  <w:style w:type="paragraph" w:styleId="TOC1">
     <w:name w:val="toc 1"/>
     <w:basedOn w:val="Normal"/>
     <w:next w:val="Normal"/>
@@ -4936,7 +5437,7 @@
       <w:szCs w:val="24"/>
     </w:rPr>
   </w:style>
-  <w:style w:type="paragraph" w:styleId="TDC2">
+  <w:style w:type="paragraph" w:styleId="TOC2">
     <w:name w:val="toc 2"/>
     <w:basedOn w:val="Normal"/>
     <w:next w:val="Normal"/>
@@ -4953,7 +5454,7 @@
       <w:szCs w:val="24"/>
     </w:rPr>
   </w:style>
-  <w:style w:type="paragraph" w:styleId="TDC3">
+  <w:style w:type="paragraph" w:styleId="TOC3">
     <w:name w:val="toc 3"/>
     <w:basedOn w:val="Normal"/>
     <w:next w:val="Normal"/>
@@ -4970,7 +5471,7 @@
       <w:szCs w:val="24"/>
     </w:rPr>
   </w:style>
-  <w:style w:type="paragraph" w:styleId="TDC4">
+  <w:style w:type="paragraph" w:styleId="TOC4">
     <w:name w:val="toc 4"/>
     <w:basedOn w:val="Normal"/>
     <w:next w:val="Normal"/>
@@ -4987,7 +5488,7 @@
       <w:szCs w:val="24"/>
     </w:rPr>
   </w:style>
-  <w:style w:type="paragraph" w:styleId="TDC5">
+  <w:style w:type="paragraph" w:styleId="TOC5">
     <w:name w:val="toc 5"/>
     <w:basedOn w:val="Normal"/>
     <w:next w:val="Normal"/>
@@ -5004,7 +5505,7 @@
       <w:szCs w:val="24"/>
     </w:rPr>
   </w:style>
-  <w:style w:type="paragraph" w:styleId="TDC6">
+  <w:style w:type="paragraph" w:styleId="TOC6">
     <w:name w:val="toc 6"/>
     <w:basedOn w:val="Normal"/>
     <w:next w:val="Normal"/>
@@ -5021,7 +5522,7 @@
       <w:szCs w:val="24"/>
     </w:rPr>
   </w:style>
-  <w:style w:type="paragraph" w:styleId="TDC7">
+  <w:style w:type="paragraph" w:styleId="TOC7">
     <w:name w:val="toc 7"/>
     <w:basedOn w:val="Normal"/>
     <w:next w:val="Normal"/>
@@ -5038,7 +5539,7 @@
       <w:szCs w:val="24"/>
     </w:rPr>
   </w:style>
-  <w:style w:type="paragraph" w:styleId="TDC8">
+  <w:style w:type="paragraph" w:styleId="TOC8">
     <w:name w:val="toc 8"/>
     <w:basedOn w:val="Normal"/>
     <w:next w:val="Normal"/>
@@ -5055,7 +5556,7 @@
       <w:szCs w:val="24"/>
     </w:rPr>
   </w:style>
-  <w:style w:type="paragraph" w:styleId="TDC9">
+  <w:style w:type="paragraph" w:styleId="TOC9">
     <w:name w:val="toc 9"/>
     <w:basedOn w:val="Normal"/>
     <w:next w:val="Normal"/>
@@ -5072,10 +5573,10 @@
       <w:szCs w:val="24"/>
     </w:rPr>
   </w:style>
-  <w:style w:type="paragraph" w:styleId="Textoindependiente">
+  <w:style w:type="paragraph" w:styleId="BodyText">
     <w:name w:val="Body Text"/>
     <w:basedOn w:val="Normal"/>
-    <w:link w:val="TextoindependienteCar"/>
+    <w:link w:val="BodyTextChar"/>
     <w:rsid w:val="00603503"/>
     <w:pPr>
       <w:spacing w:before="120" w:after="120" w:line="240" w:lineRule="auto"/>
@@ -5086,9 +5587,9 @@
       <w:szCs w:val="24"/>
     </w:rPr>
   </w:style>
-  <w:style w:type="character" w:customStyle="1" w:styleId="TextoindependienteCar">
-    <w:name w:val="Texto independiente Car"/>
-    <w:link w:val="Textoindependiente"/>
+  <w:style w:type="character" w:customStyle="1" w:styleId="BodyTextChar">
+    <w:name w:val="Body Text Char"/>
+    <w:link w:val="BodyText"/>
     <w:rsid w:val="00603503"/>
     <w:rPr>
       <w:rFonts w:eastAsia="Times New Roman"/>
@@ -5106,7 +5607,7 @@
   </w:style>
   <w:style w:type="paragraph" w:customStyle="1" w:styleId="BodyTextBold">
     <w:name w:val="Body Text Bold"/>
-    <w:basedOn w:val="Textoindependiente"/>
+    <w:basedOn w:val="BodyText"/>
     <w:next w:val="BodyTextL25"/>
     <w:link w:val="BodyTextBoldChar"/>
     <w:qFormat/>
@@ -5117,7 +5618,7 @@
   </w:style>
   <w:style w:type="character" w:customStyle="1" w:styleId="CMDChar">
     <w:name w:val="CMD Char"/>
-    <w:basedOn w:val="Fuentedeprrafopredeter"/>
+    <w:basedOn w:val="DefaultParagraphFont"/>
     <w:link w:val="CMD"/>
     <w:rsid w:val="0010436E"/>
     <w:rPr>
@@ -5127,7 +5628,7 @@
   </w:style>
   <w:style w:type="character" w:customStyle="1" w:styleId="BodyTextBoldChar">
     <w:name w:val="Body Text Bold Char"/>
-    <w:basedOn w:val="TextoindependienteCar"/>
+    <w:basedOn w:val="BodyTextChar"/>
     <w:link w:val="BodyTextBold"/>
     <w:rsid w:val="00C73E03"/>
     <w:rPr>
@@ -5136,11 +5637,11 @@
       <w:szCs w:val="24"/>
     </w:rPr>
   </w:style>
-  <w:style w:type="paragraph" w:styleId="Ttulo">
+  <w:style w:type="paragraph" w:styleId="Title">
     <w:name w:val="Title"/>
     <w:basedOn w:val="Normal"/>
     <w:next w:val="BodyTextL25"/>
-    <w:link w:val="TtuloCar"/>
+    <w:link w:val="TitleChar"/>
     <w:qFormat/>
     <w:rsid w:val="00A33890"/>
     <w:pPr>
@@ -5155,10 +5656,10 @@
       <w:szCs w:val="56"/>
     </w:rPr>
   </w:style>
-  <w:style w:type="character" w:customStyle="1" w:styleId="TtuloCar">
-    <w:name w:val="Título Car"/>
-    <w:basedOn w:val="Fuentedeprrafopredeter"/>
-    <w:link w:val="Ttulo"/>
+  <w:style w:type="character" w:customStyle="1" w:styleId="TitleChar">
+    <w:name w:val="Title Char"/>
+    <w:basedOn w:val="DefaultParagraphFont"/>
+    <w:link w:val="Title"/>
     <w:rsid w:val="00A33890"/>
     <w:rPr>
       <w:rFonts w:eastAsiaTheme="majorEastAsia" w:cstheme="majorBidi"/>
@@ -5170,7 +5671,7 @@
   </w:style>
   <w:style w:type="table" w:customStyle="1" w:styleId="LabTableStyle1">
     <w:name w:val="Lab_Table_Style1"/>
-    <w:basedOn w:val="Tablanormal"/>
+    <w:basedOn w:val="TableNormal"/>
     <w:uiPriority w:val="99"/>
     <w:qFormat/>
     <w:rsid w:val="00C77B29"/>
@@ -5225,9 +5726,9 @@
       </w:tcPr>
     </w:tblStylePr>
   </w:style>
-  <w:style w:type="character" w:styleId="Textodelmarcadordeposicin">
+  <w:style w:type="character" w:styleId="PlaceholderText">
     <w:name w:val="Placeholder Text"/>
-    <w:basedOn w:val="Fuentedeprrafopredeter"/>
+    <w:basedOn w:val="DefaultParagraphFont"/>
     <w:uiPriority w:val="99"/>
     <w:semiHidden/>
     <w:rsid w:val="00FA154B"/>
@@ -5268,7 +5769,7 @@
   </w:style>
   <w:style w:type="character" w:customStyle="1" w:styleId="BodyTextL25Char">
     <w:name w:val="Body Text L25 Char"/>
-    <w:basedOn w:val="Fuentedeprrafopredeter"/>
+    <w:basedOn w:val="DefaultParagraphFont"/>
     <w:link w:val="BodyTextL25"/>
     <w:rsid w:val="00490807"/>
     <w:rPr>
@@ -5302,7 +5803,7 @@
 </file>
 
 <file path=word/glossary/document.xml><?xml version="1.0" encoding="utf-8"?>
-<w:glossaryDocument xmlns:wpc="http://schemas.microsoft.com/office/word/2010/wordprocessingCanvas" xmlns:cx="http://schemas.microsoft.com/office/drawing/2014/chartex" xmlns:cx1="http://schemas.microsoft.com/office/drawing/2015/9/8/chartex" xmlns:cx2="http://schemas.microsoft.com/office/drawing/2015/10/21/chartex" xmlns:cx3="http://schemas.microsoft.com/office/drawing/2016/5/9/chartex" xmlns:cx4="http://schemas.microsoft.com/office/drawing/2016/5/10/chartex" xmlns:cx5="http://schemas.microsoft.com/office/drawing/2016/5/11/chartex" xmlns:cx6="http://schemas.microsoft.com/office/drawing/2016/5/12/chartex" xmlns:cx7="http://schemas.microsoft.com/office/drawing/2016/5/13/chartex" xmlns:cx8="http://schemas.microsoft.com/office/drawing/2016/5/14/chartex" xmlns:mc="http://schemas.openxmlformats.org/markup-compatibility/2006" xmlns:aink="http://schemas.microsoft.com/office/drawing/2016/ink" xmlns:am3d="http://schemas.microsoft.com/office/drawing/2017/model3d" xmlns:o="urn:schemas-microsoft-com:office:office" xmlns:oel="http://schemas.microsoft.com/office/2019/extlst" xmlns:r="http://schemas.openxmlformats.org/officeDocument/2006/relationships" xmlns:m="http://schemas.openxmlformats.org/officeDocument/2006/math" xmlns:v="urn:schemas-microsoft-com:vml" xmlns:wp14="http://schemas.microsoft.com/office/word/2010/wordprocessingDrawing" xmlns:wp="http://schemas.openxmlformats.org/drawingml/2006/wordprocessingDrawing" xmlns:w10="urn:schemas-microsoft-com:office:word" xmlns:w="http://schemas.openxmlformats.org/wordprocessingml/2006/main" xmlns:w14="http://schemas.microsoft.com/office/word/2010/wordml" xmlns:w15="http://schemas.microsoft.com/office/word/2012/wordml" xmlns:w16cex="http://schemas.microsoft.com/office/word/2018/wordml/cex" xmlns:w16cid="http://schemas.microsoft.com/office/word/2016/wordml/cid" xmlns:w16="http://schemas.microsoft.com/office/word/2018/wordml" xmlns:w16sdtdh="http://schemas.microsoft.com/office/word/2020/wordml/sdtdatahash" xmlns:w16se="http://schemas.microsoft.com/office/word/2015/wordml/symex" xmlns:wpg="http://schemas.microsoft.com/office/word/2010/wordprocessingGroup" xmlns:wpi="http://schemas.microsoft.com/office/word/2010/wordprocessingInk" xmlns:wne="http://schemas.microsoft.com/office/word/2006/wordml" xmlns:wps="http://schemas.microsoft.com/office/word/2010/wordprocessingShape" mc:Ignorable="w14 w15 w16se w16cid w16 w16cex w16sdtdh wp14">
+<w:glossaryDocument xmlns:wpc="http://schemas.microsoft.com/office/word/2010/wordprocessingCanvas" xmlns:cx="http://schemas.microsoft.com/office/drawing/2014/chartex" xmlns:cx1="http://schemas.microsoft.com/office/drawing/2015/9/8/chartex" xmlns:cx2="http://schemas.microsoft.com/office/drawing/2015/10/21/chartex" xmlns:cx3="http://schemas.microsoft.com/office/drawing/2016/5/9/chartex" xmlns:cx4="http://schemas.microsoft.com/office/drawing/2016/5/10/chartex" xmlns:cx5="http://schemas.microsoft.com/office/drawing/2016/5/11/chartex" xmlns:cx6="http://schemas.microsoft.com/office/drawing/2016/5/12/chartex" xmlns:cx7="http://schemas.microsoft.com/office/drawing/2016/5/13/chartex" xmlns:cx8="http://schemas.microsoft.com/office/drawing/2016/5/14/chartex" xmlns:mc="http://schemas.openxmlformats.org/markup-compatibility/2006" xmlns:aink="http://schemas.microsoft.com/office/drawing/2016/ink" xmlns:am3d="http://schemas.microsoft.com/office/drawing/2017/model3d" xmlns:o="urn:schemas-microsoft-com:office:office" xmlns:oel="http://schemas.microsoft.com/office/2019/extlst" xmlns:r="http://schemas.openxmlformats.org/officeDocument/2006/relationships" xmlns:m="http://schemas.openxmlformats.org/officeDocument/2006/math" xmlns:v="urn:schemas-microsoft-com:vml" xmlns:wp14="http://schemas.microsoft.com/office/word/2010/wordprocessingDrawing" xmlns:wp="http://schemas.openxmlformats.org/drawingml/2006/wordprocessingDrawing" xmlns:w10="urn:schemas-microsoft-com:office:word" xmlns:w="http://schemas.openxmlformats.org/wordprocessingml/2006/main" xmlns:w14="http://schemas.microsoft.com/office/word/2010/wordml" xmlns:w15="http://schemas.microsoft.com/office/word/2012/wordml" xmlns:w16cex="http://schemas.microsoft.com/office/word/2018/wordml/cex" xmlns:w16cid="http://schemas.microsoft.com/office/word/2016/wordml/cid" xmlns:w16="http://schemas.microsoft.com/office/word/2018/wordml" xmlns:w16du="http://schemas.microsoft.com/office/word/2023/wordml/word16du" xmlns:w16sdtdh="http://schemas.microsoft.com/office/word/2020/wordml/sdtdatahash" xmlns:w16sdtfl="http://schemas.microsoft.com/office/word/2024/wordml/sdtformatlock" xmlns:w16se="http://schemas.microsoft.com/office/word/2015/wordml/symex" xmlns:wpg="http://schemas.microsoft.com/office/word/2010/wordprocessingGroup" xmlns:wpi="http://schemas.microsoft.com/office/word/2010/wordprocessingInk" xmlns:wne="http://schemas.microsoft.com/office/word/2006/wordml" xmlns:wps="http://schemas.microsoft.com/office/word/2010/wordprocessingShape" mc:Ignorable="w14 w15 w16se w16cid w16 w16cex w16sdtdh w16sdtfl w16du wp14">
   <w:docParts>
     <w:docPart>
       <w:docPartPr>
@@ -5326,7 +5827,7 @@
           </w:pPr>
           <w:r>
             <w:rPr>
-              <w:rStyle w:val="Textodelmarcadordeposicin"/>
+              <w:rStyle w:val="PlaceholderText"/>
               <w:lang w:val="es-419"/>
             </w:rPr>
             <w:t>[Cargo]</w:t>
@@ -5339,7 +5840,7 @@
 </file>
 
 <file path=word/glossary/fontTable.xml><?xml version="1.0" encoding="utf-8"?>
-<w:fonts xmlns:mc="http://schemas.openxmlformats.org/markup-compatibility/2006" xmlns:r="http://schemas.openxmlformats.org/officeDocument/2006/relationships" xmlns:w="http://schemas.openxmlformats.org/wordprocessingml/2006/main" xmlns:w14="http://schemas.microsoft.com/office/word/2010/wordml" xmlns:w15="http://schemas.microsoft.com/office/word/2012/wordml" xmlns:w16cex="http://schemas.microsoft.com/office/word/2018/wordml/cex" xmlns:w16cid="http://schemas.microsoft.com/office/word/2016/wordml/cid" xmlns:w16="http://schemas.microsoft.com/office/word/2018/wordml" xmlns:w16sdtdh="http://schemas.microsoft.com/office/word/2020/wordml/sdtdatahash" xmlns:w16se="http://schemas.microsoft.com/office/word/2015/wordml/symex" mc:Ignorable="w14 w15 w16se w16cid w16 w16cex w16sdtdh">
+<w:fonts xmlns:mc="http://schemas.openxmlformats.org/markup-compatibility/2006" xmlns:r="http://schemas.openxmlformats.org/officeDocument/2006/relationships" xmlns:w="http://schemas.openxmlformats.org/wordprocessingml/2006/main" xmlns:w14="http://schemas.microsoft.com/office/word/2010/wordml" xmlns:w15="http://schemas.microsoft.com/office/word/2012/wordml" xmlns:w16cex="http://schemas.microsoft.com/office/word/2018/wordml/cex" xmlns:w16cid="http://schemas.microsoft.com/office/word/2016/wordml/cid" xmlns:w16="http://schemas.microsoft.com/office/word/2018/wordml" xmlns:w16du="http://schemas.microsoft.com/office/word/2023/wordml/word16du" xmlns:w16sdtdh="http://schemas.microsoft.com/office/word/2020/wordml/sdtdatahash" xmlns:w16sdtfl="http://schemas.microsoft.com/office/word/2024/wordml/sdtformatlock" xmlns:w16se="http://schemas.microsoft.com/office/word/2015/wordml/symex" mc:Ignorable="w14 w15 w16se w16cid w16 w16cex w16sdtdh w16sdtfl w16du">
   <w:font w:name="Arial">
     <w:panose1 w:val="020B0604020202020204"/>
     <w:charset w:val="00"/>
@@ -5380,7 +5881,7 @@
     <w:charset w:val="00"/>
     <w:family w:val="swiss"/>
     <w:pitch w:val="variable"/>
-    <w:sig w:usb0="E4002EFF" w:usb1="C000247B" w:usb2="00000009" w:usb3="00000000" w:csb0="000001FF" w:csb1="00000000"/>
+    <w:sig w:usb0="E4002EFF" w:usb1="C200247B" w:usb2="00000009" w:usb3="00000000" w:csb0="000001FF" w:csb1="00000000"/>
   </w:font>
   <w:font w:name="Tahoma">
     <w:panose1 w:val="020B0604030504040204"/>
@@ -5395,7 +5896,7 @@
     <w:charset w:val="86"/>
     <w:family w:val="auto"/>
     <w:pitch w:val="variable"/>
-    <w:sig w:usb0="00000003" w:usb1="288F0000" w:usb2="00000016" w:usb3="00000000" w:csb0="00040001" w:csb1="00000000"/>
+    <w:sig w:usb0="00000203" w:usb1="288F0000" w:usb2="00000016" w:usb3="00000000" w:csb0="00040001" w:csb1="00000000"/>
   </w:font>
   <w:font w:name="Cambria">
     <w:panose1 w:val="02040503050406030204"/>
@@ -5403,6 +5904,12 @@
     <w:family w:val="roman"/>
     <w:pitch w:val="variable"/>
     <w:sig w:usb0="E00006FF" w:usb1="420024FF" w:usb2="02000000" w:usb3="00000000" w:csb0="0000019F" w:csb1="00000000"/>
+  </w:font>
+  <w:font w:name="Aptos">
+    <w:charset w:val="00"/>
+    <w:family w:val="swiss"/>
+    <w:pitch w:val="variable"/>
+    <w:sig w:usb0="20000287" w:usb1="00000003" w:usb2="00000000" w:usb3="00000000" w:csb0="0000019F" w:csb1="00000000"/>
   </w:font>
   <w:font w:name="DengXian">
     <w:altName w:val="等线"/>
@@ -5419,18 +5926,17 @@
     <w:pitch w:val="variable"/>
     <w:sig w:usb0="A00002BF" w:usb1="38CF7CFA" w:usb2="00000016" w:usb3="00000000" w:csb0="0004000F" w:csb1="00000000"/>
   </w:font>
-  <w:font w:name="Calibri Light">
-    <w:panose1 w:val="020F0302020204030204"/>
+  <w:font w:name="Aptos Display">
     <w:charset w:val="00"/>
     <w:family w:val="swiss"/>
     <w:pitch w:val="variable"/>
-    <w:sig w:usb0="E4002EFF" w:usb1="C000247B" w:usb2="00000009" w:usb3="00000000" w:csb0="000001FF" w:csb1="00000000"/>
+    <w:sig w:usb0="20000287" w:usb1="00000003" w:usb2="00000000" w:usb3="00000000" w:csb0="0000019F" w:csb1="00000000"/>
   </w:font>
 </w:fonts>
 </file>
 
 <file path=word/glossary/settings.xml><?xml version="1.0" encoding="utf-8"?>
-<w:settings xmlns:mc="http://schemas.openxmlformats.org/markup-compatibility/2006" xmlns:o="urn:schemas-microsoft-com:office:office" xmlns:r="http://schemas.openxmlformats.org/officeDocument/2006/relationships" xmlns:m="http://schemas.openxmlformats.org/officeDocument/2006/math" xmlns:v="urn:schemas-microsoft-com:vml" xmlns:w10="urn:schemas-microsoft-com:office:word" xmlns:w="http://schemas.openxmlformats.org/wordprocessingml/2006/main" xmlns:w14="http://schemas.microsoft.com/office/word/2010/wordml" xmlns:w15="http://schemas.microsoft.com/office/word/2012/wordml" xmlns:w16cex="http://schemas.microsoft.com/office/word/2018/wordml/cex" xmlns:w16cid="http://schemas.microsoft.com/office/word/2016/wordml/cid" xmlns:w16="http://schemas.microsoft.com/office/word/2018/wordml" xmlns:w16sdtdh="http://schemas.microsoft.com/office/word/2020/wordml/sdtdatahash" xmlns:w16se="http://schemas.microsoft.com/office/word/2015/wordml/symex" xmlns:sl="http://schemas.openxmlformats.org/schemaLibrary/2006/main" mc:Ignorable="w14 w15 w16se w16cid w16 w16cex w16sdtdh">
+<w:settings xmlns:mc="http://schemas.openxmlformats.org/markup-compatibility/2006" xmlns:o="urn:schemas-microsoft-com:office:office" xmlns:r="http://schemas.openxmlformats.org/officeDocument/2006/relationships" xmlns:m="http://schemas.openxmlformats.org/officeDocument/2006/math" xmlns:v="urn:schemas-microsoft-com:vml" xmlns:w10="urn:schemas-microsoft-com:office:word" xmlns:w="http://schemas.openxmlformats.org/wordprocessingml/2006/main" xmlns:w14="http://schemas.microsoft.com/office/word/2010/wordml" xmlns:w15="http://schemas.microsoft.com/office/word/2012/wordml" xmlns:w16cex="http://schemas.microsoft.com/office/word/2018/wordml/cex" xmlns:w16cid="http://schemas.microsoft.com/office/word/2016/wordml/cid" xmlns:w16="http://schemas.microsoft.com/office/word/2018/wordml" xmlns:w16du="http://schemas.microsoft.com/office/word/2023/wordml/word16du" xmlns:w16sdtdh="http://schemas.microsoft.com/office/word/2020/wordml/sdtdatahash" xmlns:w16sdtfl="http://schemas.microsoft.com/office/word/2024/wordml/sdtformatlock" xmlns:w16se="http://schemas.microsoft.com/office/word/2015/wordml/symex" xmlns:sl="http://schemas.openxmlformats.org/schemaLibrary/2006/main" mc:Ignorable="w14 w15 w16se w16cid w16 w16cex w16sdtdh w16sdtfl w16du">
   <w:view w:val="normal"/>
   <w:defaultTabStop w:val="720"/>
   <w:hyphenationZone w:val="425"/>
@@ -5449,9 +5955,11 @@
     <w:rsid w:val="000727A5"/>
     <w:rsid w:val="000A71C0"/>
     <w:rsid w:val="00203CA8"/>
+    <w:rsid w:val="00250FA9"/>
     <w:rsid w:val="003A2B0C"/>
     <w:rsid w:val="00426C8E"/>
     <w:rsid w:val="004970AB"/>
+    <w:rsid w:val="004E041C"/>
     <w:rsid w:val="00717963"/>
     <w:rsid w:val="00895D0E"/>
     <w:rsid w:val="008C5461"/>
@@ -5479,7 +5987,7 @@
 </file>
 
 <file path=word/glossary/styles.xml><?xml version="1.0" encoding="utf-8"?>
-<w:styles xmlns:mc="http://schemas.openxmlformats.org/markup-compatibility/2006" xmlns:r="http://schemas.openxmlformats.org/officeDocument/2006/relationships" xmlns:w="http://schemas.openxmlformats.org/wordprocessingml/2006/main" xmlns:w14="http://schemas.microsoft.com/office/word/2010/wordml" xmlns:w15="http://schemas.microsoft.com/office/word/2012/wordml" xmlns:w16cex="http://schemas.microsoft.com/office/word/2018/wordml/cex" xmlns:w16cid="http://schemas.microsoft.com/office/word/2016/wordml/cid" xmlns:w16="http://schemas.microsoft.com/office/word/2018/wordml" xmlns:w16sdtdh="http://schemas.microsoft.com/office/word/2020/wordml/sdtdatahash" xmlns:w16se="http://schemas.microsoft.com/office/word/2015/wordml/symex" mc:Ignorable="w14 w15 w16se w16cid w16 w16cex w16sdtdh">
+<w:styles xmlns:mc="http://schemas.openxmlformats.org/markup-compatibility/2006" xmlns:r="http://schemas.openxmlformats.org/officeDocument/2006/relationships" xmlns:w="http://schemas.openxmlformats.org/wordprocessingml/2006/main" xmlns:w14="http://schemas.microsoft.com/office/word/2010/wordml" xmlns:w15="http://schemas.microsoft.com/office/word/2012/wordml" xmlns:w16cex="http://schemas.microsoft.com/office/word/2018/wordml/cex" xmlns:w16cid="http://schemas.microsoft.com/office/word/2016/wordml/cid" xmlns:w16="http://schemas.microsoft.com/office/word/2018/wordml" xmlns:w16du="http://schemas.microsoft.com/office/word/2023/wordml/word16du" xmlns:w16sdtdh="http://schemas.microsoft.com/office/word/2020/wordml/sdtdatahash" xmlns:w16sdtfl="http://schemas.microsoft.com/office/word/2024/wordml/sdtformatlock" xmlns:w16se="http://schemas.microsoft.com/office/word/2015/wordml/symex" mc:Ignorable="w14 w15 w16se w16cid w16 w16cex w16sdtdh w16sdtfl w16du">
   <w:docDefaults>
     <w:rPrDefault>
       <w:rPr>
@@ -5877,13 +6385,13 @@
     <w:name w:val="Normal"/>
     <w:qFormat/>
   </w:style>
-  <w:style w:type="character" w:default="1" w:styleId="Fuentedeprrafopredeter">
+  <w:style w:type="character" w:default="1" w:styleId="DefaultParagraphFont">
     <w:name w:val="Default Paragraph Font"/>
     <w:uiPriority w:val="1"/>
     <w:semiHidden/>
     <w:unhideWhenUsed/>
   </w:style>
-  <w:style w:type="table" w:default="1" w:styleId="Tablanormal">
+  <w:style w:type="table" w:default="1" w:styleId="TableNormal">
     <w:name w:val="Normal Table"/>
     <w:uiPriority w:val="99"/>
     <w:semiHidden/>
@@ -5898,15 +6406,15 @@
       </w:tblCellMar>
     </w:tblPr>
   </w:style>
-  <w:style w:type="numbering" w:default="1" w:styleId="Sinlista">
+  <w:style w:type="numbering" w:default="1" w:styleId="NoList">
     <w:name w:val="No List"/>
     <w:uiPriority w:val="99"/>
     <w:semiHidden/>
     <w:unhideWhenUsed/>
   </w:style>
-  <w:style w:type="character" w:styleId="Textodelmarcadordeposicin">
+  <w:style w:type="character" w:styleId="PlaceholderText">
     <w:name w:val="Placeholder Text"/>
-    <w:basedOn w:val="Fuentedeprrafopredeter"/>
+    <w:basedOn w:val="DefaultParagraphFont"/>
     <w:uiPriority w:val="99"/>
     <w:semiHidden/>
     <w:rPr>
@@ -5920,7 +6428,7 @@
 </file>
 
 <file path=word/glossary/webSettings.xml><?xml version="1.0" encoding="utf-8"?>
-<w:webSettings xmlns:mc="http://schemas.openxmlformats.org/markup-compatibility/2006" xmlns:r="http://schemas.openxmlformats.org/officeDocument/2006/relationships" xmlns:w="http://schemas.openxmlformats.org/wordprocessingml/2006/main" xmlns:w14="http://schemas.microsoft.com/office/word/2010/wordml" xmlns:w15="http://schemas.microsoft.com/office/word/2012/wordml" xmlns:w16cex="http://schemas.microsoft.com/office/word/2018/wordml/cex" xmlns:w16cid="http://schemas.microsoft.com/office/word/2016/wordml/cid" xmlns:w16="http://schemas.microsoft.com/office/word/2018/wordml" xmlns:w16sdtdh="http://schemas.microsoft.com/office/word/2020/wordml/sdtdatahash" xmlns:w16se="http://schemas.microsoft.com/office/word/2015/wordml/symex" mc:Ignorable="w14 w15 w16se w16cid w16 w16cex w16sdtdh">
+<w:webSettings xmlns:mc="http://schemas.openxmlformats.org/markup-compatibility/2006" xmlns:r="http://schemas.openxmlformats.org/officeDocument/2006/relationships" xmlns:w="http://schemas.openxmlformats.org/wordprocessingml/2006/main" xmlns:w14="http://schemas.microsoft.com/office/word/2010/wordml" xmlns:w15="http://schemas.microsoft.com/office/word/2012/wordml" xmlns:w16cex="http://schemas.microsoft.com/office/word/2018/wordml/cex" xmlns:w16cid="http://schemas.microsoft.com/office/word/2016/wordml/cid" xmlns:w16="http://schemas.microsoft.com/office/word/2018/wordml" xmlns:w16du="http://schemas.microsoft.com/office/word/2023/wordml/word16du" xmlns:w16sdtdh="http://schemas.microsoft.com/office/word/2020/wordml/sdtdatahash" xmlns:w16sdtfl="http://schemas.microsoft.com/office/word/2024/wordml/sdtformatlock" xmlns:w16se="http://schemas.microsoft.com/office/word/2015/wordml/symex" mc:Ignorable="w14 w15 w16se w16cid w16 w16cex w16sdtdh w16sdtfl w16du">
   <w:optimizeForBrowser/>
   <w:allowPNG/>
 </w:webSettings>
